--- a/apostila/Apostila-1o-periodo-candidato.docx
+++ b/apostila/Apostila-1o-periodo-candidato.docx
@@ -2698,7 +2698,7 @@
       <w:r>
         <w:drawing>
           <wp:inline distT="0" distB="0" distL="0" distR="0">
-            <wp:extent cx="4476750" cy="800100"/>
+            <wp:extent cx="4476750" cy="666750"/>
             <wp:effectExtent t="0" r="0" b="0" l="0"/>
             <wp:docPr id="1" name="" descr="" title=""/>
             <wp:cNvGraphicFramePr>
@@ -2723,7 +2723,7 @@
                   <pic:spPr bwMode="auto">
                     <a:xfrm>
                       <a:off x="0" y="0"/>
-                      <a:ext cx="4476750" cy="800100"/>
+                      <a:ext cx="4476750" cy="666750"/>
                     </a:xfrm>
                     <a:prstGeom prst="rect">
                       <a:avLst/>
@@ -2774,7 +2774,7 @@
       <w:r>
         <w:drawing>
           <wp:inline distT="0" distB="0" distL="0" distR="0">
-            <wp:extent cx="4476750" cy="1228725"/>
+            <wp:extent cx="4476750" cy="2085975"/>
             <wp:effectExtent t="0" r="0" b="0" l="0"/>
             <wp:docPr id="1" name="" descr="" title=""/>
             <wp:cNvGraphicFramePr>
@@ -2799,7 +2799,7 @@
                   <pic:spPr bwMode="auto">
                     <a:xfrm>
                       <a:off x="0" y="0"/>
-                      <a:ext cx="4476750" cy="1228725"/>
+                      <a:ext cx="4476750" cy="2085975"/>
                     </a:xfrm>
                     <a:prstGeom prst="rect">
                       <a:avLst/>
@@ -3614,7 +3614,7 @@
       <w:r>
         <w:drawing>
           <wp:inline distT="0" distB="0" distL="0" distR="0">
-            <wp:extent cx="4476750" cy="3019425"/>
+            <wp:extent cx="4476750" cy="3057525"/>
             <wp:effectExtent t="0" r="0" b="0" l="0"/>
             <wp:docPr id="1" name="" descr="" title=""/>
             <wp:cNvGraphicFramePr>
@@ -3639,7 +3639,7 @@
                   <pic:spPr bwMode="auto">
                     <a:xfrm>
                       <a:off x="0" y="0"/>
-                      <a:ext cx="4476750" cy="3019425"/>
+                      <a:ext cx="4476750" cy="3057525"/>
                     </a:xfrm>
                     <a:prstGeom prst="rect">
                       <a:avLst/>
@@ -5410,7 +5410,7 @@
       <w:r>
         <w:drawing>
           <wp:inline distT="0" distB="0" distL="0" distR="0">
-            <wp:extent cx="4476750" cy="1219200"/>
+            <wp:extent cx="4476750" cy="942975"/>
             <wp:effectExtent t="0" r="0" b="0" l="0"/>
             <wp:docPr id="1" name="" descr="" title=""/>
             <wp:cNvGraphicFramePr>
@@ -5435,7 +5435,7 @@
                   <pic:spPr bwMode="auto">
                     <a:xfrm>
                       <a:off x="0" y="0"/>
-                      <a:ext cx="4476750" cy="1219200"/>
+                      <a:ext cx="4476750" cy="942975"/>
                     </a:xfrm>
                     <a:prstGeom prst="rect">
                       <a:avLst/>
@@ -7593,7 +7593,7 @@
       <w:r>
         <w:drawing>
           <wp:inline distT="0" distB="0" distL="0" distR="0">
-            <wp:extent cx="4476750" cy="1571625"/>
+            <wp:extent cx="4476750" cy="1276350"/>
             <wp:effectExtent t="0" r="0" b="0" l="0"/>
             <wp:docPr id="1" name="" descr="" title=""/>
             <wp:cNvGraphicFramePr>
@@ -7618,7 +7618,7 @@
                   <pic:spPr bwMode="auto">
                     <a:xfrm>
                       <a:off x="0" y="0"/>
-                      <a:ext cx="4476750" cy="1571625"/>
+                      <a:ext cx="4476750" cy="1276350"/>
                     </a:xfrm>
                     <a:prstGeom prst="rect">
                       <a:avLst/>
@@ -7669,7 +7669,7 @@
       <w:r>
         <w:drawing>
           <wp:inline distT="0" distB="0" distL="0" distR="0">
-            <wp:extent cx="4476750" cy="1314450"/>
+            <wp:extent cx="4476750" cy="1238250"/>
             <wp:effectExtent t="0" r="0" b="0" l="0"/>
             <wp:docPr id="1" name="" descr="" title=""/>
             <wp:cNvGraphicFramePr>
@@ -7694,7 +7694,7 @@
                   <pic:spPr bwMode="auto">
                     <a:xfrm>
                       <a:off x="0" y="0"/>
-                      <a:ext cx="4476750" cy="1314450"/>
+                      <a:ext cx="4476750" cy="1238250"/>
                     </a:xfrm>
                     <a:prstGeom prst="rect">
                       <a:avLst/>
@@ -9838,7 +9838,7 @@
       <w:r>
         <w:drawing>
           <wp:inline distT="0" distB="0" distL="0" distR="0">
-            <wp:extent cx="4476750" cy="3057525"/>
+            <wp:extent cx="4476750" cy="1247775"/>
             <wp:effectExtent t="0" r="0" b="0" l="0"/>
             <wp:docPr id="1" name="" descr="" title=""/>
             <wp:cNvGraphicFramePr>
@@ -9863,7 +9863,7 @@
                   <pic:spPr bwMode="auto">
                     <a:xfrm>
                       <a:off x="0" y="0"/>
-                      <a:ext cx="4476750" cy="3057525"/>
+                      <a:ext cx="4476750" cy="1247775"/>
                     </a:xfrm>
                     <a:prstGeom prst="rect">
                       <a:avLst/>

--- a/apostila/Apostila-1o-periodo-candidato.docx
+++ b/apostila/Apostila-1o-periodo-candidato.docx
@@ -2698,7 +2698,7 @@
       <w:r>
         <w:drawing>
           <wp:inline distT="0" distB="0" distL="0" distR="0">
-            <wp:extent cx="4476750" cy="666750"/>
+            <wp:extent cx="5848350" cy="1362075"/>
             <wp:effectExtent t="0" r="0" b="0" l="0"/>
             <wp:docPr id="1" name="" descr="" title=""/>
             <wp:cNvGraphicFramePr>
@@ -2723,7 +2723,7 @@
                   <pic:spPr bwMode="auto">
                     <a:xfrm>
                       <a:off x="0" y="0"/>
-                      <a:ext cx="4476750" cy="666750"/>
+                      <a:ext cx="5848350" cy="1362075"/>
                     </a:xfrm>
                     <a:prstGeom prst="rect">
                       <a:avLst/>
@@ -2774,7 +2774,7 @@
       <w:r>
         <w:drawing>
           <wp:inline distT="0" distB="0" distL="0" distR="0">
-            <wp:extent cx="4476750" cy="2085975"/>
+            <wp:extent cx="5848350" cy="4267200"/>
             <wp:effectExtent t="0" r="0" b="0" l="0"/>
             <wp:docPr id="1" name="" descr="" title=""/>
             <wp:cNvGraphicFramePr>
@@ -2799,7 +2799,7 @@
                   <pic:spPr bwMode="auto">
                     <a:xfrm>
                       <a:off x="0" y="0"/>
-                      <a:ext cx="4476750" cy="2085975"/>
+                      <a:ext cx="5848350" cy="4267200"/>
                     </a:xfrm>
                     <a:prstGeom prst="rect">
                       <a:avLst/>
@@ -3614,7 +3614,7 @@
       <w:r>
         <w:drawing>
           <wp:inline distT="0" distB="0" distL="0" distR="0">
-            <wp:extent cx="4476750" cy="3057525"/>
+            <wp:extent cx="5848350" cy="6257925"/>
             <wp:effectExtent t="0" r="0" b="0" l="0"/>
             <wp:docPr id="1" name="" descr="" title=""/>
             <wp:cNvGraphicFramePr>
@@ -3639,7 +3639,7 @@
                   <pic:spPr bwMode="auto">
                     <a:xfrm>
                       <a:off x="0" y="0"/>
-                      <a:ext cx="4476750" cy="3057525"/>
+                      <a:ext cx="5848350" cy="6257925"/>
                     </a:xfrm>
                     <a:prstGeom prst="rect">
                       <a:avLst/>
@@ -5410,7 +5410,7 @@
       <w:r>
         <w:drawing>
           <wp:inline distT="0" distB="0" distL="0" distR="0">
-            <wp:extent cx="4476750" cy="942975"/>
+            <wp:extent cx="5848350" cy="1924050"/>
             <wp:effectExtent t="0" r="0" b="0" l="0"/>
             <wp:docPr id="1" name="" descr="" title=""/>
             <wp:cNvGraphicFramePr>
@@ -5435,7 +5435,7 @@
                   <pic:spPr bwMode="auto">
                     <a:xfrm>
                       <a:off x="0" y="0"/>
-                      <a:ext cx="4476750" cy="942975"/>
+                      <a:ext cx="5848350" cy="1924050"/>
                     </a:xfrm>
                     <a:prstGeom prst="rect">
                       <a:avLst/>
@@ -7593,7 +7593,7 @@
       <w:r>
         <w:drawing>
           <wp:inline distT="0" distB="0" distL="0" distR="0">
-            <wp:extent cx="4476750" cy="1276350"/>
+            <wp:extent cx="5848350" cy="2619375"/>
             <wp:effectExtent t="0" r="0" b="0" l="0"/>
             <wp:docPr id="1" name="" descr="" title=""/>
             <wp:cNvGraphicFramePr>
@@ -7618,7 +7618,7 @@
                   <pic:spPr bwMode="auto">
                     <a:xfrm>
                       <a:off x="0" y="0"/>
-                      <a:ext cx="4476750" cy="1276350"/>
+                      <a:ext cx="5848350" cy="2619375"/>
                     </a:xfrm>
                     <a:prstGeom prst="rect">
                       <a:avLst/>
@@ -7669,7 +7669,7 @@
       <w:r>
         <w:drawing>
           <wp:inline distT="0" distB="0" distL="0" distR="0">
-            <wp:extent cx="4476750" cy="1238250"/>
+            <wp:extent cx="5848350" cy="2533650"/>
             <wp:effectExtent t="0" r="0" b="0" l="0"/>
             <wp:docPr id="1" name="" descr="" title=""/>
             <wp:cNvGraphicFramePr>
@@ -7694,7 +7694,7 @@
                   <pic:spPr bwMode="auto">
                     <a:xfrm>
                       <a:off x="0" y="0"/>
-                      <a:ext cx="4476750" cy="1238250"/>
+                      <a:ext cx="5848350" cy="2533650"/>
                     </a:xfrm>
                     <a:prstGeom prst="rect">
                       <a:avLst/>
@@ -9838,7 +9838,7 @@
       <w:r>
         <w:drawing>
           <wp:inline distT="0" distB="0" distL="0" distR="0">
-            <wp:extent cx="4476750" cy="1247775"/>
+            <wp:extent cx="3476625" cy="2543175"/>
             <wp:effectExtent t="0" r="0" b="0" l="0"/>
             <wp:docPr id="1" name="" descr="" title=""/>
             <wp:cNvGraphicFramePr>
@@ -9863,7 +9863,7 @@
                   <pic:spPr bwMode="auto">
                     <a:xfrm>
                       <a:off x="0" y="0"/>
-                      <a:ext cx="4476750" cy="1247775"/>
+                      <a:ext cx="3476625" cy="2543175"/>
                     </a:xfrm>
                     <a:prstGeom prst="rect">
                       <a:avLst/>

--- a/apostila/Apostila-1o-periodo-candidato.docx
+++ b/apostila/Apostila-1o-periodo-candidato.docx
@@ -7582,7 +7582,7 @@
           <w:sz w:val="21"/>
           <w:szCs w:val="21"/>
         </w:rPr>
-        <w:t xml:space="preserve">Do som mais grave ao mais agudo, sem cortes. A linha do meio — a 11ª, contando de baixo — é a do Dó3, chamado Dó Central justamente por ocupar esse lugar no meio de tudo.</w:t>
+        <w:t xml:space="preserve">Do som mais grave ao mais agudo, sem cortes. A linha do meio — a 6ª das onze, contando de baixo: cinco da clave de Fá abaixo dela e cinco da clave de Sol acima — é a do Dó3, chamado Dó Central justamente por ocupar esse lugar no meio de tudo.</w:t>
       </w:r>
     </w:p>
     <w:p>

--- a/apostila/Apostila-1o-periodo-candidato.docx
+++ b/apostila/Apostila-1o-periodo-candidato.docx
@@ -6137,7 +6137,7 @@
                 <w:sz w:val="19"/>
                 <w:szCs w:val="19"/>
               </w:rPr>
-              <w:t xml:space="preserve">Hinos 42, 105 e 305 — hinos cuja marcação impressa é em 4 — o compasso quaternário que a aula estudou.</w:t>
+              <w:t xml:space="preserve">Hinos 15, 53 e 215 — hinos cuja marcação impressa é em 4 — o compasso quaternário que a aula estudou.</w:t>
             </w:r>
           </w:p>
           <w:p>
@@ -6153,7 +6153,7 @@
                 <w:sz w:val="19"/>
                 <w:szCs w:val="19"/>
               </w:rPr>
-              <w:t xml:space="preserve">Hino 42 — Fá maior · em 4 · ♩ = 50-60</w:t>
+              <w:t xml:space="preserve">Hino 15 — Si♭ maior · em 4</w:t>
             </w:r>
           </w:p>
           <w:p>
@@ -6168,7 +6168,7 @@
                 <w:sz w:val="19"/>
                 <w:szCs w:val="19"/>
               </w:rPr>
-              <w:t xml:space="preserve">· No hino 42, confira a fórmula de compasso no hinário e diga qual é a unidade de tempo.</w:t>
+              <w:t xml:space="preserve">· No hino 15, confira a fórmula de compasso no hinário e diga qual é a unidade de tempo.</w:t>
             </w:r>
           </w:p>
           <w:p>
@@ -6199,7 +6199,7 @@
                 <w:sz w:val="19"/>
                 <w:szCs w:val="19"/>
               </w:rPr>
-              <w:t xml:space="preserve">· Marque a acentuação métrica dos quatro tempos do hino 42.</w:t>
+              <w:t xml:space="preserve">· Marque a acentuação métrica dos quatro tempos do hino 15.</w:t>
             </w:r>
           </w:p>
           <w:p>
@@ -6231,7 +6231,7 @@
                 <w:sz w:val="19"/>
                 <w:szCs w:val="19"/>
               </w:rPr>
-              <w:t xml:space="preserve">Hino 105 — Si♭ maior · em 4 · ♩ = 44-60</w:t>
+              <w:t xml:space="preserve">Hino 53 — Mi♭ maior · em 4 · ♩ = 72-92</w:t>
             </w:r>
           </w:p>
           <w:p>
@@ -6246,7 +6246,7 @@
                 <w:sz w:val="19"/>
                 <w:szCs w:val="19"/>
               </w:rPr>
-              <w:t xml:space="preserve">· No hino 105, confira a fórmula de compasso no hinário e diga qual é a unidade de tempo.</w:t>
+              <w:t xml:space="preserve">· No hino 53, confira a fórmula de compasso no hinário e diga qual é a unidade de tempo.</w:t>
             </w:r>
           </w:p>
           <w:p>
@@ -6277,7 +6277,7 @@
                 <w:sz w:val="19"/>
                 <w:szCs w:val="19"/>
               </w:rPr>
-              <w:t xml:space="preserve">· Marque a acentuação métrica dos quatro tempos do hino 105.</w:t>
+              <w:t xml:space="preserve">· Marque a acentuação métrica dos quatro tempos do hino 53.</w:t>
             </w:r>
           </w:p>
           <w:p>
@@ -6309,7 +6309,7 @@
                 <w:sz w:val="19"/>
                 <w:szCs w:val="19"/>
               </w:rPr>
-              <w:t xml:space="preserve">Hino 305 — Lá♭ maior · em 4 · ♩ = 88-112</w:t>
+              <w:t xml:space="preserve">Hino 215 — Dó maior · em 4 · ♩ = 44-60</w:t>
             </w:r>
           </w:p>
           <w:p>
@@ -6324,7 +6324,7 @@
                 <w:sz w:val="19"/>
                 <w:szCs w:val="19"/>
               </w:rPr>
-              <w:t xml:space="preserve">· No hino 305, confira a fórmula de compasso no hinário e diga qual é a unidade de tempo.</w:t>
+              <w:t xml:space="preserve">· No hino 215, confira a fórmula de compasso no hinário e diga qual é a unidade de tempo.</w:t>
             </w:r>
           </w:p>
           <w:p>
@@ -6355,7 +6355,7 @@
                 <w:sz w:val="19"/>
                 <w:szCs w:val="19"/>
               </w:rPr>
-              <w:t xml:space="preserve">· Marque a acentuação métrica dos quatro tempos do hino 305.</w:t>
+              <w:t xml:space="preserve">· Marque a acentuação métrica dos quatro tempos do hino 215.</w:t>
             </w:r>
           </w:p>
           <w:p>
@@ -8196,6 +8196,53 @@
                 <w:szCs w:val="16"/>
               </w:rPr>
               <w:t xml:space="preserve">Lista do próprio GEM para esta aula.</w:t>
+            </w:r>
+          </w:p>
+          <w:p>
+            <w:pPr>
+              <w:spacing w:after="35" w:before="70" w:line="300"/>
+            </w:pPr>
+            <w:r>
+              <w:rPr>
+                <w:rFonts w:ascii="Calibri" w:cs="Calibri" w:eastAsia="Calibri" w:hAnsi="Calibri"/>
+                <w:b/>
+                <w:bCs/>
+                <w:color w:val="16212A"/>
+                <w:sz w:val="19"/>
+                <w:szCs w:val="19"/>
+              </w:rPr>
+              <w:t xml:space="preserve">Hino 33 — Dó maior · em 4</w:t>
+            </w:r>
+          </w:p>
+          <w:p>
+            <w:pPr>
+              <w:spacing w:after="25" w:line="280"/>
+              <w:ind w:left="200"/>
+            </w:pPr>
+            <w:r>
+              <w:rPr>
+                <w:rFonts w:ascii="Calibri" w:cs="Calibri" w:eastAsia="Calibri" w:hAnsi="Calibri"/>
+                <w:color w:val="16212A"/>
+                <w:sz w:val="19"/>
+                <w:szCs w:val="19"/>
+              </w:rPr>
+              <w:t xml:space="preserve">· O hino 33 está na lista do GEM para esta aula. Localize nele o que a aula estudou e mostre onde está.</w:t>
+            </w:r>
+          </w:p>
+          <w:p>
+            <w:pPr>
+              <w:pBdr>
+                <w:bottom w:val="dotted" w:color="AFBAC0" w:sz="6" w:space="2"/>
+              </w:pBdr>
+              <w:spacing w:after="0" w:before="200"/>
+              <w:ind w:left="340"/>
+            </w:pPr>
+            <w:r>
+              <w:rPr>
+                <w:sz w:val="20"/>
+                <w:szCs w:val="20"/>
+              </w:rPr>
+              <w:t xml:space="preserve"/>
             </w:r>
           </w:p>
         </w:tc>
@@ -11029,6 +11076,53 @@
               <w:t xml:space="preserve"/>
             </w:r>
           </w:p>
+          <w:p>
+            <w:pPr>
+              <w:spacing w:after="35" w:before="70" w:line="300"/>
+            </w:pPr>
+            <w:r>
+              <w:rPr>
+                <w:rFonts w:ascii="Calibri" w:cs="Calibri" w:eastAsia="Calibri" w:hAnsi="Calibri"/>
+                <w:b/>
+                <w:bCs/>
+                <w:color w:val="16212A"/>
+                <w:sz w:val="19"/>
+                <w:szCs w:val="19"/>
+              </w:rPr>
+              <w:t xml:space="preserve">Hino 160 — Mi♭ maior</w:t>
+            </w:r>
+          </w:p>
+          <w:p>
+            <w:pPr>
+              <w:spacing w:after="25" w:line="280"/>
+              <w:ind w:left="200"/>
+            </w:pPr>
+            <w:r>
+              <w:rPr>
+                <w:rFonts w:ascii="Calibri" w:cs="Calibri" w:eastAsia="Calibri" w:hAnsi="Calibri"/>
+                <w:color w:val="16212A"/>
+                <w:sz w:val="19"/>
+                <w:szCs w:val="19"/>
+              </w:rPr>
+              <w:t xml:space="preserve">· O hino 160 está na lista do GEM para esta aula. Localize nele o que a aula estudou e mostre onde está.</w:t>
+            </w:r>
+          </w:p>
+          <w:p>
+            <w:pPr>
+              <w:pBdr>
+                <w:bottom w:val="dotted" w:color="AFBAC0" w:sz="6" w:space="2"/>
+              </w:pBdr>
+              <w:spacing w:after="0" w:before="200"/>
+              <w:ind w:left="340"/>
+            </w:pPr>
+            <w:r>
+              <w:rPr>
+                <w:sz w:val="20"/>
+                <w:szCs w:val="20"/>
+              </w:rPr>
+              <w:t xml:space="preserve"/>
+            </w:r>
+          </w:p>
         </w:tc>
       </w:tr>
     </w:tbl>

--- a/apostila/Apostila-1o-periodo-candidato.docx
+++ b/apostila/Apostila-1o-periodo-candidato.docx
@@ -4433,7 +4433,7 @@
                 <w:sz w:val="19"/>
                 <w:szCs w:val="19"/>
               </w:rPr>
-              <w:t xml:space="preserve">Hino 131 — Sol maior · ♩ = 63-80</w:t>
+              <w:t xml:space="preserve">Hino 131 — Sol maior · 4/4 · ♩ = 63-80</w:t>
             </w:r>
           </w:p>
           <w:p>
@@ -4480,7 +4480,7 @@
                 <w:sz w:val="19"/>
                 <w:szCs w:val="19"/>
               </w:rPr>
-              <w:t xml:space="preserve">Hino 197 — Fá maior · em 6 · ♩ = 84-104</w:t>
+              <w:t xml:space="preserve">Hino 197 — Fá maior · 6/4 · em 6 · ♩ = 84-104</w:t>
             </w:r>
           </w:p>
           <w:p>
@@ -4527,7 +4527,7 @@
                 <w:sz w:val="19"/>
                 <w:szCs w:val="19"/>
               </w:rPr>
-              <w:t xml:space="preserve">Hino 4 — Lá♭ maior · em 2 · ♩ = 112-138</w:t>
+              <w:t xml:space="preserve">Hino 4 — Lá♭ maior · 6/4 · em 2 · ♩ = 112-138</w:t>
             </w:r>
           </w:p>
           <w:p>
@@ -6137,7 +6137,7 @@
                 <w:sz w:val="19"/>
                 <w:szCs w:val="19"/>
               </w:rPr>
-              <w:t xml:space="preserve">Hinos 15, 53 e 215 — hinos cuja marcação impressa é em 4 — o compasso quaternário que a aula estudou.</w:t>
+              <w:t xml:space="preserve">Hinos 1, 180 e 328 — hinos em 4/4 do começo ao fim — o compasso quaternário que a aula estudou.</w:t>
             </w:r>
           </w:p>
           <w:p>
@@ -6153,7 +6153,7 @@
                 <w:sz w:val="19"/>
                 <w:szCs w:val="19"/>
               </w:rPr>
-              <w:t xml:space="preserve">Hino 15 — Si♭ maior · em 4</w:t>
+              <w:t xml:space="preserve">Hino 1 — Mi♭ maior · 4/4 · ♩ = 56-66</w:t>
             </w:r>
           </w:p>
           <w:p>
@@ -6168,7 +6168,7 @@
                 <w:sz w:val="19"/>
                 <w:szCs w:val="19"/>
               </w:rPr>
-              <w:t xml:space="preserve">· No hino 15, confira a fórmula de compasso no hinário e diga qual é a unidade de tempo.</w:t>
+              <w:t xml:space="preserve">· O hino 1 está em 4/4. Qual é a unidade de tempo e qual a unidade de compasso?</w:t>
             </w:r>
           </w:p>
           <w:p>
@@ -6199,7 +6199,7 @@
                 <w:sz w:val="19"/>
                 <w:szCs w:val="19"/>
               </w:rPr>
-              <w:t xml:space="preserve">· Marque a acentuação métrica dos quatro tempos do hino 15.</w:t>
+              <w:t xml:space="preserve">· Marque a acentuação métrica dos quatro tempos do hino 1.</w:t>
             </w:r>
           </w:p>
           <w:p>
@@ -6231,7 +6231,7 @@
                 <w:sz w:val="19"/>
                 <w:szCs w:val="19"/>
               </w:rPr>
-              <w:t xml:space="preserve">Hino 53 — Mi♭ maior · em 4 · ♩ = 72-92</w:t>
+              <w:t xml:space="preserve">Hino 180 — Sol maior · 4/4 · ♩ = 76-88</w:t>
             </w:r>
           </w:p>
           <w:p>
@@ -6246,7 +6246,7 @@
                 <w:sz w:val="19"/>
                 <w:szCs w:val="19"/>
               </w:rPr>
-              <w:t xml:space="preserve">· No hino 53, confira a fórmula de compasso no hinário e diga qual é a unidade de tempo.</w:t>
+              <w:t xml:space="preserve">· O hino 180 está em 4/4. Qual é a unidade de tempo e qual a unidade de compasso?</w:t>
             </w:r>
           </w:p>
           <w:p>
@@ -6277,7 +6277,7 @@
                 <w:sz w:val="19"/>
                 <w:szCs w:val="19"/>
               </w:rPr>
-              <w:t xml:space="preserve">· Marque a acentuação métrica dos quatro tempos do hino 53.</w:t>
+              <w:t xml:space="preserve">· Marque a acentuação métrica dos quatro tempos do hino 180.</w:t>
             </w:r>
           </w:p>
           <w:p>
@@ -6309,7 +6309,7 @@
                 <w:sz w:val="19"/>
                 <w:szCs w:val="19"/>
               </w:rPr>
-              <w:t xml:space="preserve">Hino 215 — Dó maior · em 4 · ♩ = 44-60</w:t>
+              <w:t xml:space="preserve">Hino 328 — Si♭ maior · 4/4 · ♩ = 63-80</w:t>
             </w:r>
           </w:p>
           <w:p>
@@ -6324,7 +6324,7 @@
                 <w:sz w:val="19"/>
                 <w:szCs w:val="19"/>
               </w:rPr>
-              <w:t xml:space="preserve">· No hino 215, confira a fórmula de compasso no hinário e diga qual é a unidade de tempo.</w:t>
+              <w:t xml:space="preserve">· O hino 328 está em 4/4. Qual é a unidade de tempo e qual a unidade de compasso?</w:t>
             </w:r>
           </w:p>
           <w:p>
@@ -6355,7 +6355,7 @@
                 <w:sz w:val="19"/>
                 <w:szCs w:val="19"/>
               </w:rPr>
-              <w:t xml:space="preserve">· Marque a acentuação métrica dos quatro tempos do hino 215.</w:t>
+              <w:t xml:space="preserve">· Marque a acentuação métrica dos quatro tempos do hino 328.</w:t>
             </w:r>
           </w:p>
           <w:p>
@@ -8211,7 +8211,7 @@
                 <w:sz w:val="19"/>
                 <w:szCs w:val="19"/>
               </w:rPr>
-              <w:t xml:space="preserve">Hino 33 — Dó maior · em 4</w:t>
+              <w:t xml:space="preserve">Hino 33 — Dó maior · 6/8 · em 4</w:t>
             </w:r>
           </w:p>
           <w:p>
@@ -9039,7 +9039,7 @@
                 <w:sz w:val="19"/>
                 <w:szCs w:val="19"/>
               </w:rPr>
-              <w:t xml:space="preserve">Hino 343 — Dó maior</w:t>
+              <w:t xml:space="preserve">Hino 343 — Dó maior · 4/4</w:t>
             </w:r>
           </w:p>
           <w:p>
@@ -10995,7 +10995,7 @@
                 <w:sz w:val="19"/>
                 <w:szCs w:val="19"/>
               </w:rPr>
-              <w:t xml:space="preserve">Hino 387 — Ré♭ maior</w:t>
+              <w:t xml:space="preserve">Hino 387 — Ré♭ maior · 4/4</w:t>
             </w:r>
           </w:p>
           <w:p>
@@ -11042,7 +11042,7 @@
                 <w:sz w:val="19"/>
                 <w:szCs w:val="19"/>
               </w:rPr>
-              <w:t xml:space="preserve">Hino 131 — Sol maior · ♩ = 63-80</w:t>
+              <w:t xml:space="preserve">Hino 131 — Sol maior · 4/4 · ♩ = 63-80</w:t>
             </w:r>
           </w:p>
           <w:p>
@@ -11089,7 +11089,7 @@
                 <w:sz w:val="19"/>
                 <w:szCs w:val="19"/>
               </w:rPr>
-              <w:t xml:space="preserve">Hino 160 — Mi♭ maior</w:t>
+              <w:t xml:space="preserve">Hino 160 — Mi♭ maior · 4/4</w:t>
             </w:r>
           </w:p>
           <w:p>
@@ -11535,7 +11535,7 @@
           <w:sz w:val="21"/>
           <w:szCs w:val="21"/>
         </w:rPr>
-        <w:t xml:space="preserve">Os exercícios usam o Hinário em Dó, capa preta. O hinário não é reproduzido neste caderno: dele saem apenas número, tonalidade, marcação e metrônomo.</w:t>
+        <w:t xml:space="preserve">Os exercícios usam o Hinário em Dó, capa preta. O hinário não é reproduzido neste caderno: dele saem apenas informações sobre cada hino — número, tonalidade, fórmula de compasso, marcação, metrônomo e os sinais que ele traz.</w:t>
       </w:r>
     </w:p>
     <w:sectPr>

--- a/apostila/Apostila-1o-periodo-candidato.docx
+++ b/apostila/Apostila-1o-periodo-candidato.docx
@@ -3513,6 +3513,493 @@
       </w:r>
     </w:p>
     <w:p>
+      <w:r>
+        <w:br w:type="page"/>
+      </w:r>
+    </w:p>
+    <w:p>
+      <w:pPr>
+        <w:spacing w:after="60" w:line="300"/>
+      </w:pPr>
+      <w:r>
+        <w:rPr>
+          <w:rFonts w:ascii="Calibri" w:cs="Calibri" w:eastAsia="Calibri" w:hAnsi="Calibri"/>
+          <w:caps/>
+          <w:color w:val="5C6B75"/>
+          <w:spacing w:val="16"/>
+          <w:sz w:val="16"/>
+          <w:szCs w:val="16"/>
+        </w:rPr>
+        <w:t xml:space="preserve">Fim da fase 1 · análise de hinos</w:t>
+      </w:r>
+    </w:p>
+    <w:p>
+      <w:pPr>
+        <w:spacing w:after="100"/>
+      </w:pPr>
+      <w:r>
+        <w:rPr>
+          <w:rFonts w:ascii="Cambria" w:cs="Cambria" w:eastAsia="Cambria" w:hAnsi="Cambria"/>
+          <w:b/>
+          <w:bCs/>
+          <w:color w:val="4A6B3F"/>
+          <w:sz w:val="32"/>
+          <w:szCs w:val="32"/>
+        </w:rPr>
+        <w:t xml:space="preserve">Com o hinário em mãos</w:t>
+      </w:r>
+    </w:p>
+    <w:p>
+      <w:pPr>
+        <w:spacing w:after="160" w:line="300"/>
+      </w:pPr>
+      <w:r>
+        <w:rPr>
+          <w:rFonts w:ascii="Calibri" w:cs="Calibri" w:eastAsia="Calibri" w:hAnsi="Calibri"/>
+          <w:color w:val="3F4C55"/>
+          <w:sz w:val="19"/>
+          <w:szCs w:val="19"/>
+        </w:rPr>
+        <w:t xml:space="preserve">Fase 1 — música, som, notas, pentagrama e claves. As perguntas cobrem só o que foi estudado até aqui: as marcadas “novo” são desta fase; as outras revisam as anteriores.</w:t>
+      </w:r>
+    </w:p>
+    <w:tbl>
+      <w:tblPr>
+        <w:tblW w:type="dxa" w:w="9350"/>
+        <w:tblBorders>
+          <w:top w:val="single" w:color="D6DCDA" w:sz="2"/>
+          <w:left w:val="single" w:color="4A6B3F" w:sz="18"/>
+          <w:bottom w:val="single" w:color="D6DCDA" w:sz="2"/>
+          <w:right w:val="single" w:color="D6DCDA" w:sz="2"/>
+          <w:insideH w:val="none" w:color="FFFFFF" w:sz="0"/>
+          <w:insideV w:val="none" w:color="FFFFFF" w:sz="0"/>
+        </w:tblBorders>
+      </w:tblPr>
+      <w:tblGrid>
+        <w:gridCol w:w="9350"/>
+      </w:tblGrid>
+      <w:tr>
+        <w:tc>
+          <w:tcPr>
+            <w:tcW w:type="dxa" w:w="9350"/>
+            <w:shd w:fill="F4F7F2" w:val="clear"/>
+            <w:tcMar>
+              <w:top w:type="dxa" w:w="140"/>
+              <w:left w:type="dxa" w:w="200"/>
+              <w:bottom w:type="dxa" w:w="140"/>
+              <w:right w:type="dxa" w:w="200"/>
+            </w:tcMar>
+          </w:tcPr>
+          <w:p>
+            <w:pPr>
+              <w:spacing w:after="80"/>
+            </w:pPr>
+            <w:r>
+              <w:rPr>
+                <w:rFonts w:ascii="Cambria" w:cs="Cambria" w:eastAsia="Cambria" w:hAnsi="Cambria"/>
+                <w:b/>
+                <w:bCs/>
+                <w:color w:val="16212A"/>
+                <w:sz w:val="23"/>
+                <w:szCs w:val="23"/>
+              </w:rPr>
+              <w:t xml:space="preserve">Hino 431  </w:t>
+            </w:r>
+            <w:r>
+              <w:rPr>
+                <w:rFonts w:ascii="Cambria" w:cs="Cambria" w:eastAsia="Cambria" w:hAnsi="Cambria"/>
+                <w:i/>
+                <w:iCs/>
+                <w:color w:val="5C6B75"/>
+                <w:sz w:val="18"/>
+                <w:szCs w:val="18"/>
+              </w:rPr>
+              <w:t xml:space="preserve">Dó maior · 4/4 · ♩ = 63-88</w:t>
+            </w:r>
+          </w:p>
+          <w:p>
+            <w:pPr>
+              <w:spacing w:after="20" w:before="60"/>
+            </w:pPr>
+            <w:r>
+              <w:rPr>
+                <w:rFonts w:ascii="Calibri" w:cs="Calibri" w:eastAsia="Calibri" w:hAnsi="Calibri"/>
+                <w:b/>
+                <w:bCs/>
+                <w:color w:val="16212A"/>
+                <w:sz w:val="19"/>
+                <w:szCs w:val="19"/>
+              </w:rPr>
+              <w:t xml:space="preserve">1. </w:t>
+            </w:r>
+            <w:r>
+              <w:rPr>
+                <w:rFonts w:ascii="Calibri" w:cs="Calibri" w:eastAsia="Calibri" w:hAnsi="Calibri"/>
+                <w:b/>
+                <w:bCs/>
+                <w:color w:val="4A6B3F"/>
+                <w:sz w:val="14"/>
+                <w:szCs w:val="14"/>
+              </w:rPr>
+              <w:t xml:space="preserve">NOVO  </w:t>
+            </w:r>
+            <w:r>
+              <w:rPr>
+                <w:rFonts w:ascii="Calibri" w:cs="Calibri" w:eastAsia="Calibri" w:hAnsi="Calibri"/>
+                <w:color w:val="16212A"/>
+                <w:sz w:val="19"/>
+                <w:szCs w:val="19"/>
+              </w:rPr>
+              <w:t xml:space="preserve">Em que clave está a pauta de cima do hino 431? E a de baixo?</w:t>
+            </w:r>
+          </w:p>
+          <w:p>
+            <w:pPr>
+              <w:pBdr>
+                <w:bottom w:val="dotted" w:color="AFBAC0" w:sz="6" w:space="2"/>
+              </w:pBdr>
+              <w:spacing w:after="0" w:before="200"/>
+              <w:ind w:left="340"/>
+            </w:pPr>
+            <w:r>
+              <w:rPr>
+                <w:sz w:val="20"/>
+                <w:szCs w:val="20"/>
+              </w:rPr>
+              <w:t xml:space="preserve"/>
+            </w:r>
+          </w:p>
+          <w:p>
+            <w:pPr>
+              <w:spacing w:after="20" w:before="60"/>
+            </w:pPr>
+            <w:r>
+              <w:rPr>
+                <w:rFonts w:ascii="Calibri" w:cs="Calibri" w:eastAsia="Calibri" w:hAnsi="Calibri"/>
+                <w:b/>
+                <w:bCs/>
+                <w:color w:val="16212A"/>
+                <w:sz w:val="19"/>
+                <w:szCs w:val="19"/>
+              </w:rPr>
+              <w:t xml:space="preserve">2. </w:t>
+            </w:r>
+            <w:r>
+              <w:rPr>
+                <w:rFonts w:ascii="Calibri" w:cs="Calibri" w:eastAsia="Calibri" w:hAnsi="Calibri"/>
+                <w:b/>
+                <w:bCs/>
+                <w:color w:val="4A6B3F"/>
+                <w:sz w:val="14"/>
+                <w:szCs w:val="14"/>
+              </w:rPr>
+              <w:t xml:space="preserve">NOVO  </w:t>
+            </w:r>
+            <w:r>
+              <w:rPr>
+                <w:rFonts w:ascii="Calibri" w:cs="Calibri" w:eastAsia="Calibri" w:hAnsi="Calibri"/>
+                <w:color w:val="16212A"/>
+                <w:sz w:val="19"/>
+                <w:szCs w:val="19"/>
+              </w:rPr>
+              <w:t xml:space="preserve">Qual é a nota mais aguda do soprano no hino 431? Em que linha ou espaço ela está?</w:t>
+            </w:r>
+          </w:p>
+          <w:p>
+            <w:pPr>
+              <w:pBdr>
+                <w:bottom w:val="dotted" w:color="AFBAC0" w:sz="6" w:space="2"/>
+              </w:pBdr>
+              <w:spacing w:after="0" w:before="200"/>
+              <w:ind w:left="340"/>
+            </w:pPr>
+            <w:r>
+              <w:rPr>
+                <w:sz w:val="20"/>
+                <w:szCs w:val="20"/>
+              </w:rPr>
+              <w:t xml:space="preserve"/>
+            </w:r>
+          </w:p>
+          <w:p>
+            <w:pPr>
+              <w:spacing w:after="20" w:before="60"/>
+            </w:pPr>
+            <w:r>
+              <w:rPr>
+                <w:rFonts w:ascii="Calibri" w:cs="Calibri" w:eastAsia="Calibri" w:hAnsi="Calibri"/>
+                <w:b/>
+                <w:bCs/>
+                <w:color w:val="16212A"/>
+                <w:sz w:val="19"/>
+                <w:szCs w:val="19"/>
+              </w:rPr>
+              <w:t xml:space="preserve">3. </w:t>
+            </w:r>
+            <w:r>
+              <w:rPr>
+                <w:rFonts w:ascii="Calibri" w:cs="Calibri" w:eastAsia="Calibri" w:hAnsi="Calibri"/>
+                <w:b/>
+                <w:bCs/>
+                <w:color w:val="4A6B3F"/>
+                <w:sz w:val="14"/>
+                <w:szCs w:val="14"/>
+              </w:rPr>
+              <w:t xml:space="preserve">NOVO  </w:t>
+            </w:r>
+            <w:r>
+              <w:rPr>
+                <w:rFonts w:ascii="Calibri" w:cs="Calibri" w:eastAsia="Calibri" w:hAnsi="Calibri"/>
+                <w:color w:val="16212A"/>
+                <w:sz w:val="19"/>
+                <w:szCs w:val="19"/>
+              </w:rPr>
+              <w:t xml:space="preserve">E a nota mais grave da pauta de Sol no hino 431 — que é do contralto —, qual é e onde está?</w:t>
+            </w:r>
+          </w:p>
+          <w:p>
+            <w:pPr>
+              <w:pBdr>
+                <w:bottom w:val="dotted" w:color="AFBAC0" w:sz="6" w:space="2"/>
+              </w:pBdr>
+              <w:spacing w:after="0" w:before="200"/>
+              <w:ind w:left="340"/>
+            </w:pPr>
+            <w:r>
+              <w:rPr>
+                <w:sz w:val="20"/>
+                <w:szCs w:val="20"/>
+              </w:rPr>
+              <w:t xml:space="preserve"/>
+            </w:r>
+          </w:p>
+        </w:tc>
+      </w:tr>
+    </w:tbl>
+    <w:p>
+      <w:pPr>
+        <w:spacing w:after="160"/>
+      </w:pPr>
+    </w:p>
+    <w:tbl>
+      <w:tblPr>
+        <w:tblW w:type="dxa" w:w="9350"/>
+        <w:tblBorders>
+          <w:top w:val="single" w:color="D6DCDA" w:sz="2"/>
+          <w:left w:val="single" w:color="4A6B3F" w:sz="18"/>
+          <w:bottom w:val="single" w:color="D6DCDA" w:sz="2"/>
+          <w:right w:val="single" w:color="D6DCDA" w:sz="2"/>
+          <w:insideH w:val="none" w:color="FFFFFF" w:sz="0"/>
+          <w:insideV w:val="none" w:color="FFFFFF" w:sz="0"/>
+        </w:tblBorders>
+      </w:tblPr>
+      <w:tblGrid>
+        <w:gridCol w:w="9350"/>
+      </w:tblGrid>
+      <w:tr>
+        <w:tc>
+          <w:tcPr>
+            <w:tcW w:type="dxa" w:w="9350"/>
+            <w:shd w:fill="F4F7F2" w:val="clear"/>
+            <w:tcMar>
+              <w:top w:type="dxa" w:w="140"/>
+              <w:left w:type="dxa" w:w="200"/>
+              <w:bottom w:type="dxa" w:w="140"/>
+              <w:right w:type="dxa" w:w="200"/>
+            </w:tcMar>
+          </w:tcPr>
+          <w:p>
+            <w:pPr>
+              <w:spacing w:after="80"/>
+            </w:pPr>
+            <w:r>
+              <w:rPr>
+                <w:rFonts w:ascii="Cambria" w:cs="Cambria" w:eastAsia="Cambria" w:hAnsi="Cambria"/>
+                <w:b/>
+                <w:bCs/>
+                <w:color w:val="16212A"/>
+                <w:sz w:val="23"/>
+                <w:szCs w:val="23"/>
+              </w:rPr>
+              <w:t xml:space="preserve">Hino 455  </w:t>
+            </w:r>
+            <w:r>
+              <w:rPr>
+                <w:rFonts w:ascii="Cambria" w:cs="Cambria" w:eastAsia="Cambria" w:hAnsi="Cambria"/>
+                <w:i/>
+                <w:iCs/>
+                <w:color w:val="5C6B75"/>
+                <w:sz w:val="18"/>
+                <w:szCs w:val="18"/>
+              </w:rPr>
+              <w:t xml:space="preserve">Ré♭ maior · 4/4 · ♩ = 63-84</w:t>
+            </w:r>
+          </w:p>
+          <w:p>
+            <w:pPr>
+              <w:spacing w:after="20" w:before="60"/>
+            </w:pPr>
+            <w:r>
+              <w:rPr>
+                <w:rFonts w:ascii="Calibri" w:cs="Calibri" w:eastAsia="Calibri" w:hAnsi="Calibri"/>
+                <w:b/>
+                <w:bCs/>
+                <w:color w:val="16212A"/>
+                <w:sz w:val="19"/>
+                <w:szCs w:val="19"/>
+              </w:rPr>
+              <w:t xml:space="preserve">1. </w:t>
+            </w:r>
+            <w:r>
+              <w:rPr>
+                <w:rFonts w:ascii="Calibri" w:cs="Calibri" w:eastAsia="Calibri" w:hAnsi="Calibri"/>
+                <w:b/>
+                <w:bCs/>
+                <w:color w:val="4A6B3F"/>
+                <w:sz w:val="14"/>
+                <w:szCs w:val="14"/>
+              </w:rPr>
+              <w:t xml:space="preserve">NOVO  </w:t>
+            </w:r>
+            <w:r>
+              <w:rPr>
+                <w:rFonts w:ascii="Calibri" w:cs="Calibri" w:eastAsia="Calibri" w:hAnsi="Calibri"/>
+                <w:color w:val="16212A"/>
+                <w:sz w:val="19"/>
+                <w:szCs w:val="19"/>
+              </w:rPr>
+              <w:t xml:space="preserve">Em que clave está a pauta de cima do hino 455? E a de baixo?</w:t>
+            </w:r>
+          </w:p>
+          <w:p>
+            <w:pPr>
+              <w:pBdr>
+                <w:bottom w:val="dotted" w:color="AFBAC0" w:sz="6" w:space="2"/>
+              </w:pBdr>
+              <w:spacing w:after="0" w:before="200"/>
+              <w:ind w:left="340"/>
+            </w:pPr>
+            <w:r>
+              <w:rPr>
+                <w:sz w:val="20"/>
+                <w:szCs w:val="20"/>
+              </w:rPr>
+              <w:t xml:space="preserve"/>
+            </w:r>
+          </w:p>
+          <w:p>
+            <w:pPr>
+              <w:spacing w:after="20" w:before="60"/>
+            </w:pPr>
+            <w:r>
+              <w:rPr>
+                <w:rFonts w:ascii="Calibri" w:cs="Calibri" w:eastAsia="Calibri" w:hAnsi="Calibri"/>
+                <w:b/>
+                <w:bCs/>
+                <w:color w:val="16212A"/>
+                <w:sz w:val="19"/>
+                <w:szCs w:val="19"/>
+              </w:rPr>
+              <w:t xml:space="preserve">2. </w:t>
+            </w:r>
+            <w:r>
+              <w:rPr>
+                <w:rFonts w:ascii="Calibri" w:cs="Calibri" w:eastAsia="Calibri" w:hAnsi="Calibri"/>
+                <w:b/>
+                <w:bCs/>
+                <w:color w:val="4A6B3F"/>
+                <w:sz w:val="14"/>
+                <w:szCs w:val="14"/>
+              </w:rPr>
+              <w:t xml:space="preserve">NOVO  </w:t>
+            </w:r>
+            <w:r>
+              <w:rPr>
+                <w:rFonts w:ascii="Calibri" w:cs="Calibri" w:eastAsia="Calibri" w:hAnsi="Calibri"/>
+                <w:color w:val="16212A"/>
+                <w:sz w:val="19"/>
+                <w:szCs w:val="19"/>
+              </w:rPr>
+              <w:t xml:space="preserve">Qual é a nota mais aguda do soprano no hino 455? Em que linha ou espaço ela está?</w:t>
+            </w:r>
+          </w:p>
+          <w:p>
+            <w:pPr>
+              <w:pBdr>
+                <w:bottom w:val="dotted" w:color="AFBAC0" w:sz="6" w:space="2"/>
+              </w:pBdr>
+              <w:spacing w:after="0" w:before="200"/>
+              <w:ind w:left="340"/>
+            </w:pPr>
+            <w:r>
+              <w:rPr>
+                <w:sz w:val="20"/>
+                <w:szCs w:val="20"/>
+              </w:rPr>
+              <w:t xml:space="preserve"/>
+            </w:r>
+          </w:p>
+          <w:p>
+            <w:pPr>
+              <w:spacing w:after="20" w:before="60"/>
+            </w:pPr>
+            <w:r>
+              <w:rPr>
+                <w:rFonts w:ascii="Calibri" w:cs="Calibri" w:eastAsia="Calibri" w:hAnsi="Calibri"/>
+                <w:b/>
+                <w:bCs/>
+                <w:color w:val="16212A"/>
+                <w:sz w:val="19"/>
+                <w:szCs w:val="19"/>
+              </w:rPr>
+              <w:t xml:space="preserve">3. </w:t>
+            </w:r>
+            <w:r>
+              <w:rPr>
+                <w:rFonts w:ascii="Calibri" w:cs="Calibri" w:eastAsia="Calibri" w:hAnsi="Calibri"/>
+                <w:b/>
+                <w:bCs/>
+                <w:color w:val="4A6B3F"/>
+                <w:sz w:val="14"/>
+                <w:szCs w:val="14"/>
+              </w:rPr>
+              <w:t xml:space="preserve">NOVO  </w:t>
+            </w:r>
+            <w:r>
+              <w:rPr>
+                <w:rFonts w:ascii="Calibri" w:cs="Calibri" w:eastAsia="Calibri" w:hAnsi="Calibri"/>
+                <w:color w:val="16212A"/>
+                <w:sz w:val="19"/>
+                <w:szCs w:val="19"/>
+              </w:rPr>
+              <w:t xml:space="preserve">E a nota mais grave da pauta de Sol no hino 455 — que é do contralto —, qual é e onde está?</w:t>
+            </w:r>
+          </w:p>
+          <w:p>
+            <w:pPr>
+              <w:pBdr>
+                <w:bottom w:val="dotted" w:color="AFBAC0" w:sz="6" w:space="2"/>
+              </w:pBdr>
+              <w:spacing w:after="0" w:before="200"/>
+              <w:ind w:left="340"/>
+            </w:pPr>
+            <w:r>
+              <w:rPr>
+                <w:sz w:val="20"/>
+                <w:szCs w:val="20"/>
+              </w:rPr>
+              <w:t xml:space="preserve"/>
+            </w:r>
+          </w:p>
+        </w:tc>
+      </w:tr>
+    </w:tbl>
+    <w:p>
+      <w:pPr>
+        <w:spacing w:after="160"/>
+      </w:pPr>
+    </w:p>
+    <w:p>
       <w:pPr>
         <w:pStyle w:val="Heading1"/>
         <w:spacing w:after="50"/>
@@ -7492,6 +7979,924 @@
       </w:r>
     </w:p>
     <w:p>
+      <w:r>
+        <w:br w:type="page"/>
+      </w:r>
+    </w:p>
+    <w:p>
+      <w:pPr>
+        <w:spacing w:after="60" w:line="300"/>
+      </w:pPr>
+      <w:r>
+        <w:rPr>
+          <w:rFonts w:ascii="Calibri" w:cs="Calibri" w:eastAsia="Calibri" w:hAnsi="Calibri"/>
+          <w:caps/>
+          <w:color w:val="5C6B75"/>
+          <w:spacing w:val="16"/>
+          <w:sz w:val="16"/>
+          <w:szCs w:val="16"/>
+        </w:rPr>
+        <w:t xml:space="preserve">Fim da fase 2 · análise de hinos</w:t>
+      </w:r>
+    </w:p>
+    <w:p>
+      <w:pPr>
+        <w:spacing w:after="100"/>
+      </w:pPr>
+      <w:r>
+        <w:rPr>
+          <w:rFonts w:ascii="Cambria" w:cs="Cambria" w:eastAsia="Cambria" w:hAnsi="Cambria"/>
+          <w:b/>
+          <w:bCs/>
+          <w:color w:val="4A6B3F"/>
+          <w:sz w:val="32"/>
+          <w:szCs w:val="32"/>
+        </w:rPr>
+        <w:t xml:space="preserve">Com o hinário em mãos</w:t>
+      </w:r>
+    </w:p>
+    <w:p>
+      <w:pPr>
+        <w:spacing w:after="160" w:line="300"/>
+      </w:pPr>
+      <w:r>
+        <w:rPr>
+          <w:rFonts w:ascii="Calibri" w:cs="Calibri" w:eastAsia="Calibri" w:hAnsi="Calibri"/>
+          <w:color w:val="3F4C55"/>
+          <w:sz w:val="19"/>
+          <w:szCs w:val="19"/>
+        </w:rPr>
+        <w:t xml:space="preserve">Fase 2 — figuras, compasso e fórmula em 4. As perguntas cobrem só o que foi estudado até aqui: as marcadas “novo” são desta fase; as outras revisam as anteriores.</w:t>
+      </w:r>
+    </w:p>
+    <w:tbl>
+      <w:tblPr>
+        <w:tblW w:type="dxa" w:w="9350"/>
+        <w:tblBorders>
+          <w:top w:val="single" w:color="D6DCDA" w:sz="2"/>
+          <w:left w:val="single" w:color="4A6B3F" w:sz="18"/>
+          <w:bottom w:val="single" w:color="D6DCDA" w:sz="2"/>
+          <w:right w:val="single" w:color="D6DCDA" w:sz="2"/>
+          <w:insideH w:val="none" w:color="FFFFFF" w:sz="0"/>
+          <w:insideV w:val="none" w:color="FFFFFF" w:sz="0"/>
+        </w:tblBorders>
+      </w:tblPr>
+      <w:tblGrid>
+        <w:gridCol w:w="9350"/>
+      </w:tblGrid>
+      <w:tr>
+        <w:tc>
+          <w:tcPr>
+            <w:tcW w:type="dxa" w:w="9350"/>
+            <w:shd w:fill="F4F7F2" w:val="clear"/>
+            <w:tcMar>
+              <w:top w:type="dxa" w:w="140"/>
+              <w:left w:type="dxa" w:w="200"/>
+              <w:bottom w:type="dxa" w:w="140"/>
+              <w:right w:type="dxa" w:w="200"/>
+            </w:tcMar>
+          </w:tcPr>
+          <w:p>
+            <w:pPr>
+              <w:spacing w:after="80"/>
+            </w:pPr>
+            <w:r>
+              <w:rPr>
+                <w:rFonts w:ascii="Cambria" w:cs="Cambria" w:eastAsia="Cambria" w:hAnsi="Cambria"/>
+                <w:b/>
+                <w:bCs/>
+                <w:color w:val="16212A"/>
+                <w:sz w:val="23"/>
+                <w:szCs w:val="23"/>
+              </w:rPr>
+              <w:t xml:space="preserve">Hino 443  </w:t>
+            </w:r>
+            <w:r>
+              <w:rPr>
+                <w:rFonts w:ascii="Cambria" w:cs="Cambria" w:eastAsia="Cambria" w:hAnsi="Cambria"/>
+                <w:i/>
+                <w:iCs/>
+                <w:color w:val="5C6B75"/>
+                <w:sz w:val="18"/>
+                <w:szCs w:val="18"/>
+              </w:rPr>
+              <w:t xml:space="preserve">Si♭ maior · 4/4</w:t>
+            </w:r>
+          </w:p>
+          <w:p>
+            <w:pPr>
+              <w:spacing w:after="20" w:before="60"/>
+            </w:pPr>
+            <w:r>
+              <w:rPr>
+                <w:rFonts w:ascii="Calibri" w:cs="Calibri" w:eastAsia="Calibri" w:hAnsi="Calibri"/>
+                <w:b/>
+                <w:bCs/>
+                <w:color w:val="16212A"/>
+                <w:sz w:val="19"/>
+                <w:szCs w:val="19"/>
+              </w:rPr>
+              <w:t xml:space="preserve">1. </w:t>
+            </w:r>
+            <w:r>
+              <w:rPr>
+                <w:rFonts w:ascii="Calibri" w:cs="Calibri" w:eastAsia="Calibri" w:hAnsi="Calibri"/>
+                <w:b/>
+                <w:bCs/>
+                <w:color w:val="4A6B3F"/>
+                <w:sz w:val="14"/>
+                <w:szCs w:val="14"/>
+              </w:rPr>
+              <w:t xml:space="preserve">NOVO  </w:t>
+            </w:r>
+            <w:r>
+              <w:rPr>
+                <w:rFonts w:ascii="Calibri" w:cs="Calibri" w:eastAsia="Calibri" w:hAnsi="Calibri"/>
+                <w:color w:val="16212A"/>
+                <w:sz w:val="19"/>
+                <w:szCs w:val="19"/>
+              </w:rPr>
+              <w:t xml:space="preserve">Qual é a fórmula de compasso do hino 443? O que indica cada número?</w:t>
+            </w:r>
+          </w:p>
+          <w:p>
+            <w:pPr>
+              <w:pBdr>
+                <w:bottom w:val="dotted" w:color="AFBAC0" w:sz="6" w:space="2"/>
+              </w:pBdr>
+              <w:spacing w:after="0" w:before="200"/>
+              <w:ind w:left="340"/>
+            </w:pPr>
+            <w:r>
+              <w:rPr>
+                <w:sz w:val="20"/>
+                <w:szCs w:val="20"/>
+              </w:rPr>
+              <w:t xml:space="preserve"/>
+            </w:r>
+          </w:p>
+          <w:p>
+            <w:pPr>
+              <w:spacing w:after="20" w:before="60"/>
+            </w:pPr>
+            <w:r>
+              <w:rPr>
+                <w:rFonts w:ascii="Calibri" w:cs="Calibri" w:eastAsia="Calibri" w:hAnsi="Calibri"/>
+                <w:b/>
+                <w:bCs/>
+                <w:color w:val="16212A"/>
+                <w:sz w:val="19"/>
+                <w:szCs w:val="19"/>
+              </w:rPr>
+              <w:t xml:space="preserve">2. </w:t>
+            </w:r>
+            <w:r>
+              <w:rPr>
+                <w:rFonts w:ascii="Calibri" w:cs="Calibri" w:eastAsia="Calibri" w:hAnsi="Calibri"/>
+                <w:b/>
+                <w:bCs/>
+                <w:color w:val="4A6B3F"/>
+                <w:sz w:val="14"/>
+                <w:szCs w:val="14"/>
+              </w:rPr>
+              <w:t xml:space="preserve">NOVO  </w:t>
+            </w:r>
+            <w:r>
+              <w:rPr>
+                <w:rFonts w:ascii="Calibri" w:cs="Calibri" w:eastAsia="Calibri" w:hAnsi="Calibri"/>
+                <w:color w:val="16212A"/>
+                <w:sz w:val="19"/>
+                <w:szCs w:val="19"/>
+              </w:rPr>
+              <w:t xml:space="preserve">No hino 443, qual é a unidade de tempo e qual a unidade de compasso?</w:t>
+            </w:r>
+          </w:p>
+          <w:p>
+            <w:pPr>
+              <w:pBdr>
+                <w:bottom w:val="dotted" w:color="AFBAC0" w:sz="6" w:space="2"/>
+              </w:pBdr>
+              <w:spacing w:after="0" w:before="200"/>
+              <w:ind w:left="340"/>
+            </w:pPr>
+            <w:r>
+              <w:rPr>
+                <w:sz w:val="20"/>
+                <w:szCs w:val="20"/>
+              </w:rPr>
+              <w:t xml:space="preserve"/>
+            </w:r>
+          </w:p>
+          <w:p>
+            <w:pPr>
+              <w:spacing w:after="20" w:before="60"/>
+            </w:pPr>
+            <w:r>
+              <w:rPr>
+                <w:rFonts w:ascii="Calibri" w:cs="Calibri" w:eastAsia="Calibri" w:hAnsi="Calibri"/>
+                <w:b/>
+                <w:bCs/>
+                <w:color w:val="16212A"/>
+                <w:sz w:val="19"/>
+                <w:szCs w:val="19"/>
+              </w:rPr>
+              <w:t xml:space="preserve">3. </w:t>
+            </w:r>
+            <w:r>
+              <w:rPr>
+                <w:rFonts w:ascii="Calibri" w:cs="Calibri" w:eastAsia="Calibri" w:hAnsi="Calibri"/>
+                <w:color w:val="16212A"/>
+                <w:sz w:val="19"/>
+                <w:szCs w:val="19"/>
+              </w:rPr>
+              <w:t xml:space="preserve">E a nota mais grave da pauta de Sol no hino 443 — que é do contralto —, qual é e onde está?</w:t>
+            </w:r>
+          </w:p>
+          <w:p>
+            <w:pPr>
+              <w:pBdr>
+                <w:bottom w:val="dotted" w:color="AFBAC0" w:sz="6" w:space="2"/>
+              </w:pBdr>
+              <w:spacing w:after="0" w:before="200"/>
+              <w:ind w:left="340"/>
+            </w:pPr>
+            <w:r>
+              <w:rPr>
+                <w:sz w:val="20"/>
+                <w:szCs w:val="20"/>
+              </w:rPr>
+              <w:t xml:space="preserve"/>
+            </w:r>
+          </w:p>
+          <w:p>
+            <w:pPr>
+              <w:spacing w:after="20" w:before="60"/>
+            </w:pPr>
+            <w:r>
+              <w:rPr>
+                <w:rFonts w:ascii="Calibri" w:cs="Calibri" w:eastAsia="Calibri" w:hAnsi="Calibri"/>
+                <w:b/>
+                <w:bCs/>
+                <w:color w:val="16212A"/>
+                <w:sz w:val="19"/>
+                <w:szCs w:val="19"/>
+              </w:rPr>
+              <w:t xml:space="preserve">4. </w:t>
+            </w:r>
+            <w:r>
+              <w:rPr>
+                <w:rFonts w:ascii="Calibri" w:cs="Calibri" w:eastAsia="Calibri" w:hAnsi="Calibri"/>
+                <w:color w:val="16212A"/>
+                <w:sz w:val="19"/>
+                <w:szCs w:val="19"/>
+              </w:rPr>
+              <w:t xml:space="preserve">Em que clave está a pauta de cima do hino 443? E a de baixo?</w:t>
+            </w:r>
+          </w:p>
+          <w:p>
+            <w:pPr>
+              <w:pBdr>
+                <w:bottom w:val="dotted" w:color="AFBAC0" w:sz="6" w:space="2"/>
+              </w:pBdr>
+              <w:spacing w:after="0" w:before="200"/>
+              <w:ind w:left="340"/>
+            </w:pPr>
+            <w:r>
+              <w:rPr>
+                <w:sz w:val="20"/>
+                <w:szCs w:val="20"/>
+              </w:rPr>
+              <w:t xml:space="preserve"/>
+            </w:r>
+          </w:p>
+          <w:p>
+            <w:pPr>
+              <w:spacing w:after="20" w:before="60"/>
+            </w:pPr>
+            <w:r>
+              <w:rPr>
+                <w:rFonts w:ascii="Calibri" w:cs="Calibri" w:eastAsia="Calibri" w:hAnsi="Calibri"/>
+                <w:b/>
+                <w:bCs/>
+                <w:color w:val="16212A"/>
+                <w:sz w:val="19"/>
+                <w:szCs w:val="19"/>
+              </w:rPr>
+              <w:t xml:space="preserve">5. </w:t>
+            </w:r>
+            <w:r>
+              <w:rPr>
+                <w:rFonts w:ascii="Calibri" w:cs="Calibri" w:eastAsia="Calibri" w:hAnsi="Calibri"/>
+                <w:color w:val="16212A"/>
+                <w:sz w:val="19"/>
+                <w:szCs w:val="19"/>
+              </w:rPr>
+              <w:t xml:space="preserve">Qual é a nota mais aguda do soprano no hino 443? Em que linha ou espaço ela está?</w:t>
+            </w:r>
+          </w:p>
+          <w:p>
+            <w:pPr>
+              <w:pBdr>
+                <w:bottom w:val="dotted" w:color="AFBAC0" w:sz="6" w:space="2"/>
+              </w:pBdr>
+              <w:spacing w:after="0" w:before="200"/>
+              <w:ind w:left="340"/>
+            </w:pPr>
+            <w:r>
+              <w:rPr>
+                <w:sz w:val="20"/>
+                <w:szCs w:val="20"/>
+              </w:rPr>
+              <w:t xml:space="preserve"/>
+            </w:r>
+          </w:p>
+        </w:tc>
+      </w:tr>
+    </w:tbl>
+    <w:p>
+      <w:pPr>
+        <w:spacing w:after="160"/>
+      </w:pPr>
+    </w:p>
+    <w:tbl>
+      <w:tblPr>
+        <w:tblW w:type="dxa" w:w="9350"/>
+        <w:tblBorders>
+          <w:top w:val="single" w:color="D6DCDA" w:sz="2"/>
+          <w:left w:val="single" w:color="4A6B3F" w:sz="18"/>
+          <w:bottom w:val="single" w:color="D6DCDA" w:sz="2"/>
+          <w:right w:val="single" w:color="D6DCDA" w:sz="2"/>
+          <w:insideH w:val="none" w:color="FFFFFF" w:sz="0"/>
+          <w:insideV w:val="none" w:color="FFFFFF" w:sz="0"/>
+        </w:tblBorders>
+      </w:tblPr>
+      <w:tblGrid>
+        <w:gridCol w:w="9350"/>
+      </w:tblGrid>
+      <w:tr>
+        <w:tc>
+          <w:tcPr>
+            <w:tcW w:type="dxa" w:w="9350"/>
+            <w:shd w:fill="F4F7F2" w:val="clear"/>
+            <w:tcMar>
+              <w:top w:type="dxa" w:w="140"/>
+              <w:left w:type="dxa" w:w="200"/>
+              <w:bottom w:type="dxa" w:w="140"/>
+              <w:right w:type="dxa" w:w="200"/>
+            </w:tcMar>
+          </w:tcPr>
+          <w:p>
+            <w:pPr>
+              <w:spacing w:after="80"/>
+            </w:pPr>
+            <w:r>
+              <w:rPr>
+                <w:rFonts w:ascii="Cambria" w:cs="Cambria" w:eastAsia="Cambria" w:hAnsi="Cambria"/>
+                <w:b/>
+                <w:bCs/>
+                <w:color w:val="16212A"/>
+                <w:sz w:val="23"/>
+                <w:szCs w:val="23"/>
+              </w:rPr>
+              <w:t xml:space="preserve">Hino 474  </w:t>
+            </w:r>
+            <w:r>
+              <w:rPr>
+                <w:rFonts w:ascii="Cambria" w:cs="Cambria" w:eastAsia="Cambria" w:hAnsi="Cambria"/>
+                <w:i/>
+                <w:iCs/>
+                <w:color w:val="5C6B75"/>
+                <w:sz w:val="18"/>
+                <w:szCs w:val="18"/>
+              </w:rPr>
+              <w:t xml:space="preserve">Si♭ maior · 4/4</w:t>
+            </w:r>
+          </w:p>
+          <w:p>
+            <w:pPr>
+              <w:spacing w:after="20" w:before="60"/>
+            </w:pPr>
+            <w:r>
+              <w:rPr>
+                <w:rFonts w:ascii="Calibri" w:cs="Calibri" w:eastAsia="Calibri" w:hAnsi="Calibri"/>
+                <w:b/>
+                <w:bCs/>
+                <w:color w:val="16212A"/>
+                <w:sz w:val="19"/>
+                <w:szCs w:val="19"/>
+              </w:rPr>
+              <w:t xml:space="preserve">1. </w:t>
+            </w:r>
+            <w:r>
+              <w:rPr>
+                <w:rFonts w:ascii="Calibri" w:cs="Calibri" w:eastAsia="Calibri" w:hAnsi="Calibri"/>
+                <w:b/>
+                <w:bCs/>
+                <w:color w:val="4A6B3F"/>
+                <w:sz w:val="14"/>
+                <w:szCs w:val="14"/>
+              </w:rPr>
+              <w:t xml:space="preserve">NOVO  </w:t>
+            </w:r>
+            <w:r>
+              <w:rPr>
+                <w:rFonts w:ascii="Calibri" w:cs="Calibri" w:eastAsia="Calibri" w:hAnsi="Calibri"/>
+                <w:color w:val="16212A"/>
+                <w:sz w:val="19"/>
+                <w:szCs w:val="19"/>
+              </w:rPr>
+              <w:t xml:space="preserve">Qual é a fórmula de compasso do hino 474? O que indica cada número?</w:t>
+            </w:r>
+          </w:p>
+          <w:p>
+            <w:pPr>
+              <w:pBdr>
+                <w:bottom w:val="dotted" w:color="AFBAC0" w:sz="6" w:space="2"/>
+              </w:pBdr>
+              <w:spacing w:after="0" w:before="200"/>
+              <w:ind w:left="340"/>
+            </w:pPr>
+            <w:r>
+              <w:rPr>
+                <w:sz w:val="20"/>
+                <w:szCs w:val="20"/>
+              </w:rPr>
+              <w:t xml:space="preserve"/>
+            </w:r>
+          </w:p>
+          <w:p>
+            <w:pPr>
+              <w:spacing w:after="20" w:before="60"/>
+            </w:pPr>
+            <w:r>
+              <w:rPr>
+                <w:rFonts w:ascii="Calibri" w:cs="Calibri" w:eastAsia="Calibri" w:hAnsi="Calibri"/>
+                <w:b/>
+                <w:bCs/>
+                <w:color w:val="16212A"/>
+                <w:sz w:val="19"/>
+                <w:szCs w:val="19"/>
+              </w:rPr>
+              <w:t xml:space="preserve">2. </w:t>
+            </w:r>
+            <w:r>
+              <w:rPr>
+                <w:rFonts w:ascii="Calibri" w:cs="Calibri" w:eastAsia="Calibri" w:hAnsi="Calibri"/>
+                <w:b/>
+                <w:bCs/>
+                <w:color w:val="4A6B3F"/>
+                <w:sz w:val="14"/>
+                <w:szCs w:val="14"/>
+              </w:rPr>
+              <w:t xml:space="preserve">NOVO  </w:t>
+            </w:r>
+            <w:r>
+              <w:rPr>
+                <w:rFonts w:ascii="Calibri" w:cs="Calibri" w:eastAsia="Calibri" w:hAnsi="Calibri"/>
+                <w:color w:val="16212A"/>
+                <w:sz w:val="19"/>
+                <w:szCs w:val="19"/>
+              </w:rPr>
+              <w:t xml:space="preserve">No hino 474, qual é a unidade de tempo e qual a unidade de compasso?</w:t>
+            </w:r>
+          </w:p>
+          <w:p>
+            <w:pPr>
+              <w:pBdr>
+                <w:bottom w:val="dotted" w:color="AFBAC0" w:sz="6" w:space="2"/>
+              </w:pBdr>
+              <w:spacing w:after="0" w:before="200"/>
+              <w:ind w:left="340"/>
+            </w:pPr>
+            <w:r>
+              <w:rPr>
+                <w:sz w:val="20"/>
+                <w:szCs w:val="20"/>
+              </w:rPr>
+              <w:t xml:space="preserve"/>
+            </w:r>
+          </w:p>
+          <w:p>
+            <w:pPr>
+              <w:spacing w:after="20" w:before="60"/>
+            </w:pPr>
+            <w:r>
+              <w:rPr>
+                <w:rFonts w:ascii="Calibri" w:cs="Calibri" w:eastAsia="Calibri" w:hAnsi="Calibri"/>
+                <w:b/>
+                <w:bCs/>
+                <w:color w:val="16212A"/>
+                <w:sz w:val="19"/>
+                <w:szCs w:val="19"/>
+              </w:rPr>
+              <w:t xml:space="preserve">3. </w:t>
+            </w:r>
+            <w:r>
+              <w:rPr>
+                <w:rFonts w:ascii="Calibri" w:cs="Calibri" w:eastAsia="Calibri" w:hAnsi="Calibri"/>
+                <w:color w:val="16212A"/>
+                <w:sz w:val="19"/>
+                <w:szCs w:val="19"/>
+              </w:rPr>
+              <w:t xml:space="preserve">Em que clave está a pauta de cima do hino 474? E a de baixo?</w:t>
+            </w:r>
+          </w:p>
+          <w:p>
+            <w:pPr>
+              <w:pBdr>
+                <w:bottom w:val="dotted" w:color="AFBAC0" w:sz="6" w:space="2"/>
+              </w:pBdr>
+              <w:spacing w:after="0" w:before="200"/>
+              <w:ind w:left="340"/>
+            </w:pPr>
+            <w:r>
+              <w:rPr>
+                <w:sz w:val="20"/>
+                <w:szCs w:val="20"/>
+              </w:rPr>
+              <w:t xml:space="preserve"/>
+            </w:r>
+          </w:p>
+          <w:p>
+            <w:pPr>
+              <w:spacing w:after="20" w:before="60"/>
+            </w:pPr>
+            <w:r>
+              <w:rPr>
+                <w:rFonts w:ascii="Calibri" w:cs="Calibri" w:eastAsia="Calibri" w:hAnsi="Calibri"/>
+                <w:b/>
+                <w:bCs/>
+                <w:color w:val="16212A"/>
+                <w:sz w:val="19"/>
+                <w:szCs w:val="19"/>
+              </w:rPr>
+              <w:t xml:space="preserve">4. </w:t>
+            </w:r>
+            <w:r>
+              <w:rPr>
+                <w:rFonts w:ascii="Calibri" w:cs="Calibri" w:eastAsia="Calibri" w:hAnsi="Calibri"/>
+                <w:color w:val="16212A"/>
+                <w:sz w:val="19"/>
+                <w:szCs w:val="19"/>
+              </w:rPr>
+              <w:t xml:space="preserve">Qual é a nota mais aguda do soprano no hino 474? Em que linha ou espaço ela está?</w:t>
+            </w:r>
+          </w:p>
+          <w:p>
+            <w:pPr>
+              <w:pBdr>
+                <w:bottom w:val="dotted" w:color="AFBAC0" w:sz="6" w:space="2"/>
+              </w:pBdr>
+              <w:spacing w:after="0" w:before="200"/>
+              <w:ind w:left="340"/>
+            </w:pPr>
+            <w:r>
+              <w:rPr>
+                <w:sz w:val="20"/>
+                <w:szCs w:val="20"/>
+              </w:rPr>
+              <w:t xml:space="preserve"/>
+            </w:r>
+          </w:p>
+          <w:p>
+            <w:pPr>
+              <w:spacing w:after="20" w:before="60"/>
+            </w:pPr>
+            <w:r>
+              <w:rPr>
+                <w:rFonts w:ascii="Calibri" w:cs="Calibri" w:eastAsia="Calibri" w:hAnsi="Calibri"/>
+                <w:b/>
+                <w:bCs/>
+                <w:color w:val="16212A"/>
+                <w:sz w:val="19"/>
+                <w:szCs w:val="19"/>
+              </w:rPr>
+              <w:t xml:space="preserve">5. </w:t>
+            </w:r>
+            <w:r>
+              <w:rPr>
+                <w:rFonts w:ascii="Calibri" w:cs="Calibri" w:eastAsia="Calibri" w:hAnsi="Calibri"/>
+                <w:color w:val="16212A"/>
+                <w:sz w:val="19"/>
+                <w:szCs w:val="19"/>
+              </w:rPr>
+              <w:t xml:space="preserve">E a nota mais grave da pauta de Sol no hino 474 — que é do contralto —, qual é e onde está?</w:t>
+            </w:r>
+          </w:p>
+          <w:p>
+            <w:pPr>
+              <w:pBdr>
+                <w:bottom w:val="dotted" w:color="AFBAC0" w:sz="6" w:space="2"/>
+              </w:pBdr>
+              <w:spacing w:after="0" w:before="200"/>
+              <w:ind w:left="340"/>
+            </w:pPr>
+            <w:r>
+              <w:rPr>
+                <w:sz w:val="20"/>
+                <w:szCs w:val="20"/>
+              </w:rPr>
+              <w:t xml:space="preserve"/>
+            </w:r>
+          </w:p>
+        </w:tc>
+      </w:tr>
+    </w:tbl>
+    <w:p>
+      <w:pPr>
+        <w:spacing w:after="160"/>
+      </w:pPr>
+    </w:p>
+    <w:tbl>
+      <w:tblPr>
+        <w:tblW w:type="dxa" w:w="9350"/>
+        <w:tblBorders>
+          <w:top w:val="single" w:color="D6DCDA" w:sz="2"/>
+          <w:left w:val="single" w:color="4A6B3F" w:sz="18"/>
+          <w:bottom w:val="single" w:color="D6DCDA" w:sz="2"/>
+          <w:right w:val="single" w:color="D6DCDA" w:sz="2"/>
+          <w:insideH w:val="none" w:color="FFFFFF" w:sz="0"/>
+          <w:insideV w:val="none" w:color="FFFFFF" w:sz="0"/>
+        </w:tblBorders>
+      </w:tblPr>
+      <w:tblGrid>
+        <w:gridCol w:w="9350"/>
+      </w:tblGrid>
+      <w:tr>
+        <w:tc>
+          <w:tcPr>
+            <w:tcW w:type="dxa" w:w="9350"/>
+            <w:shd w:fill="F4F7F2" w:val="clear"/>
+            <w:tcMar>
+              <w:top w:type="dxa" w:w="140"/>
+              <w:left w:type="dxa" w:w="200"/>
+              <w:bottom w:type="dxa" w:w="140"/>
+              <w:right w:type="dxa" w:w="200"/>
+            </w:tcMar>
+          </w:tcPr>
+          <w:p>
+            <w:pPr>
+              <w:spacing w:after="80"/>
+            </w:pPr>
+            <w:r>
+              <w:rPr>
+                <w:rFonts w:ascii="Cambria" w:cs="Cambria" w:eastAsia="Cambria" w:hAnsi="Cambria"/>
+                <w:b/>
+                <w:bCs/>
+                <w:color w:val="16212A"/>
+                <w:sz w:val="23"/>
+                <w:szCs w:val="23"/>
+              </w:rPr>
+              <w:t xml:space="preserve">Hino 437  </w:t>
+            </w:r>
+            <w:r>
+              <w:rPr>
+                <w:rFonts w:ascii="Cambria" w:cs="Cambria" w:eastAsia="Cambria" w:hAnsi="Cambria"/>
+                <w:i/>
+                <w:iCs/>
+                <w:color w:val="5C6B75"/>
+                <w:sz w:val="18"/>
+                <w:szCs w:val="18"/>
+              </w:rPr>
+              <w:t xml:space="preserve">Sol maior · 4/4 · ♩ = 60-80</w:t>
+            </w:r>
+          </w:p>
+          <w:p>
+            <w:pPr>
+              <w:spacing w:after="20" w:before="60"/>
+            </w:pPr>
+            <w:r>
+              <w:rPr>
+                <w:rFonts w:ascii="Calibri" w:cs="Calibri" w:eastAsia="Calibri" w:hAnsi="Calibri"/>
+                <w:b/>
+                <w:bCs/>
+                <w:color w:val="16212A"/>
+                <w:sz w:val="19"/>
+                <w:szCs w:val="19"/>
+              </w:rPr>
+              <w:t xml:space="preserve">1. </w:t>
+            </w:r>
+            <w:r>
+              <w:rPr>
+                <w:rFonts w:ascii="Calibri" w:cs="Calibri" w:eastAsia="Calibri" w:hAnsi="Calibri"/>
+                <w:b/>
+                <w:bCs/>
+                <w:color w:val="4A6B3F"/>
+                <w:sz w:val="14"/>
+                <w:szCs w:val="14"/>
+              </w:rPr>
+              <w:t xml:space="preserve">NOVO  </w:t>
+            </w:r>
+            <w:r>
+              <w:rPr>
+                <w:rFonts w:ascii="Calibri" w:cs="Calibri" w:eastAsia="Calibri" w:hAnsi="Calibri"/>
+                <w:color w:val="16212A"/>
+                <w:sz w:val="19"/>
+                <w:szCs w:val="19"/>
+              </w:rPr>
+              <w:t xml:space="preserve">Qual é a fórmula de compasso do hino 437? O que indica cada número?</w:t>
+            </w:r>
+          </w:p>
+          <w:p>
+            <w:pPr>
+              <w:pBdr>
+                <w:bottom w:val="dotted" w:color="AFBAC0" w:sz="6" w:space="2"/>
+              </w:pBdr>
+              <w:spacing w:after="0" w:before="200"/>
+              <w:ind w:left="340"/>
+            </w:pPr>
+            <w:r>
+              <w:rPr>
+                <w:sz w:val="20"/>
+                <w:szCs w:val="20"/>
+              </w:rPr>
+              <w:t xml:space="preserve"/>
+            </w:r>
+          </w:p>
+          <w:p>
+            <w:pPr>
+              <w:spacing w:after="20" w:before="60"/>
+            </w:pPr>
+            <w:r>
+              <w:rPr>
+                <w:rFonts w:ascii="Calibri" w:cs="Calibri" w:eastAsia="Calibri" w:hAnsi="Calibri"/>
+                <w:b/>
+                <w:bCs/>
+                <w:color w:val="16212A"/>
+                <w:sz w:val="19"/>
+                <w:szCs w:val="19"/>
+              </w:rPr>
+              <w:t xml:space="preserve">2. </w:t>
+            </w:r>
+            <w:r>
+              <w:rPr>
+                <w:rFonts w:ascii="Calibri" w:cs="Calibri" w:eastAsia="Calibri" w:hAnsi="Calibri"/>
+                <w:b/>
+                <w:bCs/>
+                <w:color w:val="4A6B3F"/>
+                <w:sz w:val="14"/>
+                <w:szCs w:val="14"/>
+              </w:rPr>
+              <w:t xml:space="preserve">NOVO  </w:t>
+            </w:r>
+            <w:r>
+              <w:rPr>
+                <w:rFonts w:ascii="Calibri" w:cs="Calibri" w:eastAsia="Calibri" w:hAnsi="Calibri"/>
+                <w:color w:val="16212A"/>
+                <w:sz w:val="19"/>
+                <w:szCs w:val="19"/>
+              </w:rPr>
+              <w:t xml:space="preserve">No hino 437, qual é a unidade de tempo e qual a unidade de compasso?</w:t>
+            </w:r>
+          </w:p>
+          <w:p>
+            <w:pPr>
+              <w:pBdr>
+                <w:bottom w:val="dotted" w:color="AFBAC0" w:sz="6" w:space="2"/>
+              </w:pBdr>
+              <w:spacing w:after="0" w:before="200"/>
+              <w:ind w:left="340"/>
+            </w:pPr>
+            <w:r>
+              <w:rPr>
+                <w:sz w:val="20"/>
+                <w:szCs w:val="20"/>
+              </w:rPr>
+              <w:t xml:space="preserve"/>
+            </w:r>
+          </w:p>
+          <w:p>
+            <w:pPr>
+              <w:spacing w:after="20" w:before="60"/>
+            </w:pPr>
+            <w:r>
+              <w:rPr>
+                <w:rFonts w:ascii="Calibri" w:cs="Calibri" w:eastAsia="Calibri" w:hAnsi="Calibri"/>
+                <w:b/>
+                <w:bCs/>
+                <w:color w:val="16212A"/>
+                <w:sz w:val="19"/>
+                <w:szCs w:val="19"/>
+              </w:rPr>
+              <w:t xml:space="preserve">3. </w:t>
+            </w:r>
+            <w:r>
+              <w:rPr>
+                <w:rFonts w:ascii="Calibri" w:cs="Calibri" w:eastAsia="Calibri" w:hAnsi="Calibri"/>
+                <w:color w:val="16212A"/>
+                <w:sz w:val="19"/>
+                <w:szCs w:val="19"/>
+              </w:rPr>
+              <w:t xml:space="preserve">E a nota mais grave da pauta de Sol no hino 437 — que é do contralto —, qual é e onde está?</w:t>
+            </w:r>
+          </w:p>
+          <w:p>
+            <w:pPr>
+              <w:pBdr>
+                <w:bottom w:val="dotted" w:color="AFBAC0" w:sz="6" w:space="2"/>
+              </w:pBdr>
+              <w:spacing w:after="0" w:before="200"/>
+              <w:ind w:left="340"/>
+            </w:pPr>
+            <w:r>
+              <w:rPr>
+                <w:sz w:val="20"/>
+                <w:szCs w:val="20"/>
+              </w:rPr>
+              <w:t xml:space="preserve"/>
+            </w:r>
+          </w:p>
+          <w:p>
+            <w:pPr>
+              <w:spacing w:after="20" w:before="60"/>
+            </w:pPr>
+            <w:r>
+              <w:rPr>
+                <w:rFonts w:ascii="Calibri" w:cs="Calibri" w:eastAsia="Calibri" w:hAnsi="Calibri"/>
+                <w:b/>
+                <w:bCs/>
+                <w:color w:val="16212A"/>
+                <w:sz w:val="19"/>
+                <w:szCs w:val="19"/>
+              </w:rPr>
+              <w:t xml:space="preserve">4. </w:t>
+            </w:r>
+            <w:r>
+              <w:rPr>
+                <w:rFonts w:ascii="Calibri" w:cs="Calibri" w:eastAsia="Calibri" w:hAnsi="Calibri"/>
+                <w:color w:val="16212A"/>
+                <w:sz w:val="19"/>
+                <w:szCs w:val="19"/>
+              </w:rPr>
+              <w:t xml:space="preserve">Em que clave está a pauta de cima do hino 437? E a de baixo?</w:t>
+            </w:r>
+          </w:p>
+          <w:p>
+            <w:pPr>
+              <w:pBdr>
+                <w:bottom w:val="dotted" w:color="AFBAC0" w:sz="6" w:space="2"/>
+              </w:pBdr>
+              <w:spacing w:after="0" w:before="200"/>
+              <w:ind w:left="340"/>
+            </w:pPr>
+            <w:r>
+              <w:rPr>
+                <w:sz w:val="20"/>
+                <w:szCs w:val="20"/>
+              </w:rPr>
+              <w:t xml:space="preserve"/>
+            </w:r>
+          </w:p>
+          <w:p>
+            <w:pPr>
+              <w:spacing w:after="20" w:before="60"/>
+            </w:pPr>
+            <w:r>
+              <w:rPr>
+                <w:rFonts w:ascii="Calibri" w:cs="Calibri" w:eastAsia="Calibri" w:hAnsi="Calibri"/>
+                <w:b/>
+                <w:bCs/>
+                <w:color w:val="16212A"/>
+                <w:sz w:val="19"/>
+                <w:szCs w:val="19"/>
+              </w:rPr>
+              <w:t xml:space="preserve">5. </w:t>
+            </w:r>
+            <w:r>
+              <w:rPr>
+                <w:rFonts w:ascii="Calibri" w:cs="Calibri" w:eastAsia="Calibri" w:hAnsi="Calibri"/>
+                <w:color w:val="16212A"/>
+                <w:sz w:val="19"/>
+                <w:szCs w:val="19"/>
+              </w:rPr>
+              <w:t xml:space="preserve">Qual é a nota mais aguda do soprano no hino 437? Em que linha ou espaço ela está?</w:t>
+            </w:r>
+          </w:p>
+          <w:p>
+            <w:pPr>
+              <w:pBdr>
+                <w:bottom w:val="dotted" w:color="AFBAC0" w:sz="6" w:space="2"/>
+              </w:pBdr>
+              <w:spacing w:after="0" w:before="200"/>
+              <w:ind w:left="340"/>
+            </w:pPr>
+            <w:r>
+              <w:rPr>
+                <w:sz w:val="20"/>
+                <w:szCs w:val="20"/>
+              </w:rPr>
+              <w:t xml:space="preserve"/>
+            </w:r>
+          </w:p>
+        </w:tc>
+      </w:tr>
+    </w:tbl>
+    <w:p>
+      <w:pPr>
+        <w:spacing w:after="160"/>
+      </w:pPr>
+    </w:p>
+    <w:p>
       <w:pPr>
         <w:pStyle w:val="Heading1"/>
         <w:spacing w:after="50"/>
@@ -11192,6 +12597,799 @@
       <w:r>
         <w:br w:type="page"/>
       </w:r>
+    </w:p>
+    <w:p>
+      <w:r>
+        <w:br w:type="page"/>
+      </w:r>
+    </w:p>
+    <w:p>
+      <w:pPr>
+        <w:spacing w:after="60" w:line="300"/>
+      </w:pPr>
+      <w:r>
+        <w:rPr>
+          <w:rFonts w:ascii="Calibri" w:cs="Calibri" w:eastAsia="Calibri" w:hAnsi="Calibri"/>
+          <w:caps/>
+          <w:color w:val="5C6B75"/>
+          <w:spacing w:val="16"/>
+          <w:sz w:val="16"/>
+          <w:szCs w:val="16"/>
+        </w:rPr>
+        <w:t xml:space="preserve">Fim da fase 3 · análise de hinos</w:t>
+      </w:r>
+    </w:p>
+    <w:p>
+      <w:pPr>
+        <w:spacing w:after="100"/>
+      </w:pPr>
+      <w:r>
+        <w:rPr>
+          <w:rFonts w:ascii="Cambria" w:cs="Cambria" w:eastAsia="Cambria" w:hAnsi="Cambria"/>
+          <w:b/>
+          <w:bCs/>
+          <w:color w:val="4A6B3F"/>
+          <w:sz w:val="32"/>
+          <w:szCs w:val="32"/>
+        </w:rPr>
+        <w:t xml:space="preserve">Com o hinário em mãos</w:t>
+      </w:r>
+    </w:p>
+    <w:p>
+      <w:pPr>
+        <w:spacing w:after="160" w:line="300"/>
+      </w:pPr>
+      <w:r>
+        <w:rPr>
+          <w:rFonts w:ascii="Calibri" w:cs="Calibri" w:eastAsia="Calibri" w:hAnsi="Calibri"/>
+          <w:color w:val="3F4C55"/>
+          <w:sz w:val="19"/>
+          <w:szCs w:val="19"/>
+        </w:rPr>
+        <w:t xml:space="preserve">Fase 3 — endecagrama, leitura e condução. As perguntas cobrem só o que foi estudado até aqui: as marcadas “novo” são desta fase; as outras revisam as anteriores.</w:t>
+      </w:r>
+    </w:p>
+    <w:tbl>
+      <w:tblPr>
+        <w:tblW w:type="dxa" w:w="9350"/>
+        <w:tblBorders>
+          <w:top w:val="single" w:color="D6DCDA" w:sz="2"/>
+          <w:left w:val="single" w:color="4A6B3F" w:sz="18"/>
+          <w:bottom w:val="single" w:color="D6DCDA" w:sz="2"/>
+          <w:right w:val="single" w:color="D6DCDA" w:sz="2"/>
+          <w:insideH w:val="none" w:color="FFFFFF" w:sz="0"/>
+          <w:insideV w:val="none" w:color="FFFFFF" w:sz="0"/>
+        </w:tblBorders>
+      </w:tblPr>
+      <w:tblGrid>
+        <w:gridCol w:w="9350"/>
+      </w:tblGrid>
+      <w:tr>
+        <w:tc>
+          <w:tcPr>
+            <w:tcW w:type="dxa" w:w="9350"/>
+            <w:shd w:fill="F4F7F2" w:val="clear"/>
+            <w:tcMar>
+              <w:top w:type="dxa" w:w="140"/>
+              <w:left w:type="dxa" w:w="200"/>
+              <w:bottom w:type="dxa" w:w="140"/>
+              <w:right w:type="dxa" w:w="200"/>
+            </w:tcMar>
+          </w:tcPr>
+          <w:p>
+            <w:pPr>
+              <w:spacing w:after="80"/>
+            </w:pPr>
+            <w:r>
+              <w:rPr>
+                <w:rFonts w:ascii="Cambria" w:cs="Cambria" w:eastAsia="Cambria" w:hAnsi="Cambria"/>
+                <w:b/>
+                <w:bCs/>
+                <w:color w:val="16212A"/>
+                <w:sz w:val="23"/>
+                <w:szCs w:val="23"/>
+              </w:rPr>
+              <w:t xml:space="preserve">Hino 447  </w:t>
+            </w:r>
+            <w:r>
+              <w:rPr>
+                <w:rFonts w:ascii="Cambria" w:cs="Cambria" w:eastAsia="Cambria" w:hAnsi="Cambria"/>
+                <w:i/>
+                <w:iCs/>
+                <w:color w:val="5C6B75"/>
+                <w:sz w:val="18"/>
+                <w:szCs w:val="18"/>
+              </w:rPr>
+              <w:t xml:space="preserve">Mi♭ maior · 4/4 · ♩ = 69-84</w:t>
+            </w:r>
+          </w:p>
+          <w:p>
+            <w:pPr>
+              <w:spacing w:after="20" w:before="60"/>
+            </w:pPr>
+            <w:r>
+              <w:rPr>
+                <w:rFonts w:ascii="Calibri" w:cs="Calibri" w:eastAsia="Calibri" w:hAnsi="Calibri"/>
+                <w:b/>
+                <w:bCs/>
+                <w:color w:val="16212A"/>
+                <w:sz w:val="19"/>
+                <w:szCs w:val="19"/>
+              </w:rPr>
+              <w:t xml:space="preserve">1. </w:t>
+            </w:r>
+            <w:r>
+              <w:rPr>
+                <w:rFonts w:ascii="Calibri" w:cs="Calibri" w:eastAsia="Calibri" w:hAnsi="Calibri"/>
+                <w:b/>
+                <w:bCs/>
+                <w:color w:val="4A6B3F"/>
+                <w:sz w:val="14"/>
+                <w:szCs w:val="14"/>
+              </w:rPr>
+              <w:t xml:space="preserve">NOVO  </w:t>
+            </w:r>
+            <w:r>
+              <w:rPr>
+                <w:rFonts w:ascii="Calibri" w:cs="Calibri" w:eastAsia="Calibri" w:hAnsi="Calibri"/>
+                <w:color w:val="16212A"/>
+                <w:sz w:val="19"/>
+                <w:szCs w:val="19"/>
+              </w:rPr>
+              <w:t xml:space="preserve">Quantos sistemas tem o hino 447?</w:t>
+            </w:r>
+          </w:p>
+          <w:p>
+            <w:pPr>
+              <w:pBdr>
+                <w:bottom w:val="dotted" w:color="AFBAC0" w:sz="6" w:space="2"/>
+              </w:pBdr>
+              <w:spacing w:after="0" w:before="200"/>
+              <w:ind w:left="340"/>
+            </w:pPr>
+            <w:r>
+              <w:rPr>
+                <w:sz w:val="20"/>
+                <w:szCs w:val="20"/>
+              </w:rPr>
+              <w:t xml:space="preserve"/>
+            </w:r>
+          </w:p>
+          <w:p>
+            <w:pPr>
+              <w:spacing w:after="20" w:before="60"/>
+            </w:pPr>
+            <w:r>
+              <w:rPr>
+                <w:rFonts w:ascii="Calibri" w:cs="Calibri" w:eastAsia="Calibri" w:hAnsi="Calibri"/>
+                <w:b/>
+                <w:bCs/>
+                <w:color w:val="16212A"/>
+                <w:sz w:val="19"/>
+                <w:szCs w:val="19"/>
+              </w:rPr>
+              <w:t xml:space="preserve">2. </w:t>
+            </w:r>
+            <w:r>
+              <w:rPr>
+                <w:rFonts w:ascii="Calibri" w:cs="Calibri" w:eastAsia="Calibri" w:hAnsi="Calibri"/>
+                <w:b/>
+                <w:bCs/>
+                <w:color w:val="4A6B3F"/>
+                <w:sz w:val="14"/>
+                <w:szCs w:val="14"/>
+              </w:rPr>
+              <w:t xml:space="preserve">NOVO  </w:t>
+            </w:r>
+            <w:r>
+              <w:rPr>
+                <w:rFonts w:ascii="Calibri" w:cs="Calibri" w:eastAsia="Calibri" w:hAnsi="Calibri"/>
+                <w:color w:val="16212A"/>
+                <w:sz w:val="19"/>
+                <w:szCs w:val="19"/>
+              </w:rPr>
+              <w:t xml:space="preserve">Qual é a marcação de velocidade do hino 447, e qual a velocidade média?</w:t>
+            </w:r>
+          </w:p>
+          <w:p>
+            <w:pPr>
+              <w:pBdr>
+                <w:bottom w:val="dotted" w:color="AFBAC0" w:sz="6" w:space="2"/>
+              </w:pBdr>
+              <w:spacing w:after="0" w:before="200"/>
+              <w:ind w:left="340"/>
+            </w:pPr>
+            <w:r>
+              <w:rPr>
+                <w:sz w:val="20"/>
+                <w:szCs w:val="20"/>
+              </w:rPr>
+              <w:t xml:space="preserve"/>
+            </w:r>
+          </w:p>
+          <w:p>
+            <w:pPr>
+              <w:spacing w:after="20" w:before="60"/>
+            </w:pPr>
+            <w:r>
+              <w:rPr>
+                <w:rFonts w:ascii="Calibri" w:cs="Calibri" w:eastAsia="Calibri" w:hAnsi="Calibri"/>
+                <w:b/>
+                <w:bCs/>
+                <w:color w:val="16212A"/>
+                <w:sz w:val="19"/>
+                <w:szCs w:val="19"/>
+              </w:rPr>
+              <w:t xml:space="preserve">3. </w:t>
+            </w:r>
+            <w:r>
+              <w:rPr>
+                <w:rFonts w:ascii="Calibri" w:cs="Calibri" w:eastAsia="Calibri" w:hAnsi="Calibri"/>
+                <w:color w:val="16212A"/>
+                <w:sz w:val="19"/>
+                <w:szCs w:val="19"/>
+              </w:rPr>
+              <w:t xml:space="preserve">No hino 447, qual é a unidade de tempo e qual a unidade de compasso?</w:t>
+            </w:r>
+          </w:p>
+          <w:p>
+            <w:pPr>
+              <w:pBdr>
+                <w:bottom w:val="dotted" w:color="AFBAC0" w:sz="6" w:space="2"/>
+              </w:pBdr>
+              <w:spacing w:after="0" w:before="200"/>
+              <w:ind w:left="340"/>
+            </w:pPr>
+            <w:r>
+              <w:rPr>
+                <w:sz w:val="20"/>
+                <w:szCs w:val="20"/>
+              </w:rPr>
+              <w:t xml:space="preserve"/>
+            </w:r>
+          </w:p>
+          <w:p>
+            <w:pPr>
+              <w:spacing w:after="20" w:before="60"/>
+            </w:pPr>
+            <w:r>
+              <w:rPr>
+                <w:rFonts w:ascii="Calibri" w:cs="Calibri" w:eastAsia="Calibri" w:hAnsi="Calibri"/>
+                <w:b/>
+                <w:bCs/>
+                <w:color w:val="16212A"/>
+                <w:sz w:val="19"/>
+                <w:szCs w:val="19"/>
+              </w:rPr>
+              <w:t xml:space="preserve">4. </w:t>
+            </w:r>
+            <w:r>
+              <w:rPr>
+                <w:rFonts w:ascii="Calibri" w:cs="Calibri" w:eastAsia="Calibri" w:hAnsi="Calibri"/>
+                <w:color w:val="16212A"/>
+                <w:sz w:val="19"/>
+                <w:szCs w:val="19"/>
+              </w:rPr>
+              <w:t xml:space="preserve">Em que clave está a pauta de cima do hino 447? E a de baixo?</w:t>
+            </w:r>
+          </w:p>
+          <w:p>
+            <w:pPr>
+              <w:pBdr>
+                <w:bottom w:val="dotted" w:color="AFBAC0" w:sz="6" w:space="2"/>
+              </w:pBdr>
+              <w:spacing w:after="0" w:before="200"/>
+              <w:ind w:left="340"/>
+            </w:pPr>
+            <w:r>
+              <w:rPr>
+                <w:sz w:val="20"/>
+                <w:szCs w:val="20"/>
+              </w:rPr>
+              <w:t xml:space="preserve"/>
+            </w:r>
+          </w:p>
+          <w:p>
+            <w:pPr>
+              <w:spacing w:after="20" w:before="60"/>
+            </w:pPr>
+            <w:r>
+              <w:rPr>
+                <w:rFonts w:ascii="Calibri" w:cs="Calibri" w:eastAsia="Calibri" w:hAnsi="Calibri"/>
+                <w:b/>
+                <w:bCs/>
+                <w:color w:val="16212A"/>
+                <w:sz w:val="19"/>
+                <w:szCs w:val="19"/>
+              </w:rPr>
+              <w:t xml:space="preserve">5. </w:t>
+            </w:r>
+            <w:r>
+              <w:rPr>
+                <w:rFonts w:ascii="Calibri" w:cs="Calibri" w:eastAsia="Calibri" w:hAnsi="Calibri"/>
+                <w:color w:val="16212A"/>
+                <w:sz w:val="19"/>
+                <w:szCs w:val="19"/>
+              </w:rPr>
+              <w:t xml:space="preserve">Qual é a fórmula de compasso do hino 447? O que indica cada número?</w:t>
+            </w:r>
+          </w:p>
+          <w:p>
+            <w:pPr>
+              <w:pBdr>
+                <w:bottom w:val="dotted" w:color="AFBAC0" w:sz="6" w:space="2"/>
+              </w:pBdr>
+              <w:spacing w:after="0" w:before="200"/>
+              <w:ind w:left="340"/>
+            </w:pPr>
+            <w:r>
+              <w:rPr>
+                <w:sz w:val="20"/>
+                <w:szCs w:val="20"/>
+              </w:rPr>
+              <w:t xml:space="preserve"/>
+            </w:r>
+          </w:p>
+          <w:p>
+            <w:pPr>
+              <w:spacing w:after="20" w:before="60"/>
+            </w:pPr>
+            <w:r>
+              <w:rPr>
+                <w:rFonts w:ascii="Calibri" w:cs="Calibri" w:eastAsia="Calibri" w:hAnsi="Calibri"/>
+                <w:b/>
+                <w:bCs/>
+                <w:color w:val="16212A"/>
+                <w:sz w:val="19"/>
+                <w:szCs w:val="19"/>
+              </w:rPr>
+              <w:t xml:space="preserve">6. </w:t>
+            </w:r>
+            <w:r>
+              <w:rPr>
+                <w:rFonts w:ascii="Calibri" w:cs="Calibri" w:eastAsia="Calibri" w:hAnsi="Calibri"/>
+                <w:color w:val="16212A"/>
+                <w:sz w:val="19"/>
+                <w:szCs w:val="19"/>
+              </w:rPr>
+              <w:t xml:space="preserve">Qual é a nota mais aguda do soprano no hino 447? Em que linha ou espaço ela está?</w:t>
+            </w:r>
+          </w:p>
+          <w:p>
+            <w:pPr>
+              <w:pBdr>
+                <w:bottom w:val="dotted" w:color="AFBAC0" w:sz="6" w:space="2"/>
+              </w:pBdr>
+              <w:spacing w:after="0" w:before="200"/>
+              <w:ind w:left="340"/>
+            </w:pPr>
+            <w:r>
+              <w:rPr>
+                <w:sz w:val="20"/>
+                <w:szCs w:val="20"/>
+              </w:rPr>
+              <w:t xml:space="preserve"/>
+            </w:r>
+          </w:p>
+          <w:p>
+            <w:pPr>
+              <w:spacing w:after="20" w:before="60"/>
+            </w:pPr>
+            <w:r>
+              <w:rPr>
+                <w:rFonts w:ascii="Calibri" w:cs="Calibri" w:eastAsia="Calibri" w:hAnsi="Calibri"/>
+                <w:b/>
+                <w:bCs/>
+                <w:color w:val="16212A"/>
+                <w:sz w:val="19"/>
+                <w:szCs w:val="19"/>
+              </w:rPr>
+              <w:t xml:space="preserve">7. </w:t>
+            </w:r>
+            <w:r>
+              <w:rPr>
+                <w:rFonts w:ascii="Calibri" w:cs="Calibri" w:eastAsia="Calibri" w:hAnsi="Calibri"/>
+                <w:color w:val="16212A"/>
+                <w:sz w:val="19"/>
+                <w:szCs w:val="19"/>
+              </w:rPr>
+              <w:t xml:space="preserve">E a nota mais grave da pauta de Sol no hino 447 — que é do contralto —, qual é e onde está?</w:t>
+            </w:r>
+          </w:p>
+          <w:p>
+            <w:pPr>
+              <w:pBdr>
+                <w:bottom w:val="dotted" w:color="AFBAC0" w:sz="6" w:space="2"/>
+              </w:pBdr>
+              <w:spacing w:after="0" w:before="200"/>
+              <w:ind w:left="340"/>
+            </w:pPr>
+            <w:r>
+              <w:rPr>
+                <w:sz w:val="20"/>
+                <w:szCs w:val="20"/>
+              </w:rPr>
+              <w:t xml:space="preserve"/>
+            </w:r>
+          </w:p>
+        </w:tc>
+      </w:tr>
+    </w:tbl>
+    <w:p>
+      <w:pPr>
+        <w:spacing w:after="160"/>
+      </w:pPr>
+    </w:p>
+    <w:tbl>
+      <w:tblPr>
+        <w:tblW w:type="dxa" w:w="9350"/>
+        <w:tblBorders>
+          <w:top w:val="single" w:color="D6DCDA" w:sz="2"/>
+          <w:left w:val="single" w:color="4A6B3F" w:sz="18"/>
+          <w:bottom w:val="single" w:color="D6DCDA" w:sz="2"/>
+          <w:right w:val="single" w:color="D6DCDA" w:sz="2"/>
+          <w:insideH w:val="none" w:color="FFFFFF" w:sz="0"/>
+          <w:insideV w:val="none" w:color="FFFFFF" w:sz="0"/>
+        </w:tblBorders>
+      </w:tblPr>
+      <w:tblGrid>
+        <w:gridCol w:w="9350"/>
+      </w:tblGrid>
+      <w:tr>
+        <w:tc>
+          <w:tcPr>
+            <w:tcW w:type="dxa" w:w="9350"/>
+            <w:shd w:fill="F4F7F2" w:val="clear"/>
+            <w:tcMar>
+              <w:top w:type="dxa" w:w="140"/>
+              <w:left w:type="dxa" w:w="200"/>
+              <w:bottom w:type="dxa" w:w="140"/>
+              <w:right w:type="dxa" w:w="200"/>
+            </w:tcMar>
+          </w:tcPr>
+          <w:p>
+            <w:pPr>
+              <w:spacing w:after="80"/>
+            </w:pPr>
+            <w:r>
+              <w:rPr>
+                <w:rFonts w:ascii="Cambria" w:cs="Cambria" w:eastAsia="Cambria" w:hAnsi="Cambria"/>
+                <w:b/>
+                <w:bCs/>
+                <w:color w:val="16212A"/>
+                <w:sz w:val="23"/>
+                <w:szCs w:val="23"/>
+              </w:rPr>
+              <w:t xml:space="preserve">Hino 204  </w:t>
+            </w:r>
+            <w:r>
+              <w:rPr>
+                <w:rFonts w:ascii="Cambria" w:cs="Cambria" w:eastAsia="Cambria" w:hAnsi="Cambria"/>
+                <w:i/>
+                <w:iCs/>
+                <w:color w:val="5C6B75"/>
+                <w:sz w:val="18"/>
+                <w:szCs w:val="18"/>
+              </w:rPr>
+              <w:t xml:space="preserve">Ré♭ maior · 4/4 · ♩ = 66-80</w:t>
+            </w:r>
+          </w:p>
+          <w:p>
+            <w:pPr>
+              <w:spacing w:after="20" w:before="60"/>
+            </w:pPr>
+            <w:r>
+              <w:rPr>
+                <w:rFonts w:ascii="Calibri" w:cs="Calibri" w:eastAsia="Calibri" w:hAnsi="Calibri"/>
+                <w:b/>
+                <w:bCs/>
+                <w:color w:val="16212A"/>
+                <w:sz w:val="19"/>
+                <w:szCs w:val="19"/>
+              </w:rPr>
+              <w:t xml:space="preserve">1. </w:t>
+            </w:r>
+            <w:r>
+              <w:rPr>
+                <w:rFonts w:ascii="Calibri" w:cs="Calibri" w:eastAsia="Calibri" w:hAnsi="Calibri"/>
+                <w:b/>
+                <w:bCs/>
+                <w:color w:val="4A6B3F"/>
+                <w:sz w:val="14"/>
+                <w:szCs w:val="14"/>
+              </w:rPr>
+              <w:t xml:space="preserve">NOVO  </w:t>
+            </w:r>
+            <w:r>
+              <w:rPr>
+                <w:rFonts w:ascii="Calibri" w:cs="Calibri" w:eastAsia="Calibri" w:hAnsi="Calibri"/>
+                <w:color w:val="16212A"/>
+                <w:sz w:val="19"/>
+                <w:szCs w:val="19"/>
+              </w:rPr>
+              <w:t xml:space="preserve">Quantos sistemas tem o hino 204?</w:t>
+            </w:r>
+          </w:p>
+          <w:p>
+            <w:pPr>
+              <w:pBdr>
+                <w:bottom w:val="dotted" w:color="AFBAC0" w:sz="6" w:space="2"/>
+              </w:pBdr>
+              <w:spacing w:after="0" w:before="200"/>
+              <w:ind w:left="340"/>
+            </w:pPr>
+            <w:r>
+              <w:rPr>
+                <w:sz w:val="20"/>
+                <w:szCs w:val="20"/>
+              </w:rPr>
+              <w:t xml:space="preserve"/>
+            </w:r>
+          </w:p>
+          <w:p>
+            <w:pPr>
+              <w:spacing w:after="20" w:before="60"/>
+            </w:pPr>
+            <w:r>
+              <w:rPr>
+                <w:rFonts w:ascii="Calibri" w:cs="Calibri" w:eastAsia="Calibri" w:hAnsi="Calibri"/>
+                <w:b/>
+                <w:bCs/>
+                <w:color w:val="16212A"/>
+                <w:sz w:val="19"/>
+                <w:szCs w:val="19"/>
+              </w:rPr>
+              <w:t xml:space="preserve">2. </w:t>
+            </w:r>
+            <w:r>
+              <w:rPr>
+                <w:rFonts w:ascii="Calibri" w:cs="Calibri" w:eastAsia="Calibri" w:hAnsi="Calibri"/>
+                <w:b/>
+                <w:bCs/>
+                <w:color w:val="4A6B3F"/>
+                <w:sz w:val="14"/>
+                <w:szCs w:val="14"/>
+              </w:rPr>
+              <w:t xml:space="preserve">NOVO  </w:t>
+            </w:r>
+            <w:r>
+              <w:rPr>
+                <w:rFonts w:ascii="Calibri" w:cs="Calibri" w:eastAsia="Calibri" w:hAnsi="Calibri"/>
+                <w:color w:val="16212A"/>
+                <w:sz w:val="19"/>
+                <w:szCs w:val="19"/>
+              </w:rPr>
+              <w:t xml:space="preserve">Qual é a marcação de velocidade do hino 204, e qual a velocidade média?</w:t>
+            </w:r>
+          </w:p>
+          <w:p>
+            <w:pPr>
+              <w:pBdr>
+                <w:bottom w:val="dotted" w:color="AFBAC0" w:sz="6" w:space="2"/>
+              </w:pBdr>
+              <w:spacing w:after="0" w:before="200"/>
+              <w:ind w:left="340"/>
+            </w:pPr>
+            <w:r>
+              <w:rPr>
+                <w:sz w:val="20"/>
+                <w:szCs w:val="20"/>
+              </w:rPr>
+              <w:t xml:space="preserve"/>
+            </w:r>
+          </w:p>
+          <w:p>
+            <w:pPr>
+              <w:spacing w:after="20" w:before="60"/>
+            </w:pPr>
+            <w:r>
+              <w:rPr>
+                <w:rFonts w:ascii="Calibri" w:cs="Calibri" w:eastAsia="Calibri" w:hAnsi="Calibri"/>
+                <w:b/>
+                <w:bCs/>
+                <w:color w:val="16212A"/>
+                <w:sz w:val="19"/>
+                <w:szCs w:val="19"/>
+              </w:rPr>
+              <w:t xml:space="preserve">3. </w:t>
+            </w:r>
+            <w:r>
+              <w:rPr>
+                <w:rFonts w:ascii="Calibri" w:cs="Calibri" w:eastAsia="Calibri" w:hAnsi="Calibri"/>
+                <w:color w:val="16212A"/>
+                <w:sz w:val="19"/>
+                <w:szCs w:val="19"/>
+              </w:rPr>
+              <w:t xml:space="preserve">Qual é a fórmula de compasso do hino 204? O que indica cada número?</w:t>
+            </w:r>
+          </w:p>
+          <w:p>
+            <w:pPr>
+              <w:pBdr>
+                <w:bottom w:val="dotted" w:color="AFBAC0" w:sz="6" w:space="2"/>
+              </w:pBdr>
+              <w:spacing w:after="0" w:before="200"/>
+              <w:ind w:left="340"/>
+            </w:pPr>
+            <w:r>
+              <w:rPr>
+                <w:sz w:val="20"/>
+                <w:szCs w:val="20"/>
+              </w:rPr>
+              <w:t xml:space="preserve"/>
+            </w:r>
+          </w:p>
+          <w:p>
+            <w:pPr>
+              <w:spacing w:after="20" w:before="60"/>
+            </w:pPr>
+            <w:r>
+              <w:rPr>
+                <w:rFonts w:ascii="Calibri" w:cs="Calibri" w:eastAsia="Calibri" w:hAnsi="Calibri"/>
+                <w:b/>
+                <w:bCs/>
+                <w:color w:val="16212A"/>
+                <w:sz w:val="19"/>
+                <w:szCs w:val="19"/>
+              </w:rPr>
+              <w:t xml:space="preserve">4. </w:t>
+            </w:r>
+            <w:r>
+              <w:rPr>
+                <w:rFonts w:ascii="Calibri" w:cs="Calibri" w:eastAsia="Calibri" w:hAnsi="Calibri"/>
+                <w:color w:val="16212A"/>
+                <w:sz w:val="19"/>
+                <w:szCs w:val="19"/>
+              </w:rPr>
+              <w:t xml:space="preserve">Em que clave está a pauta de cima do hino 204? E a de baixo?</w:t>
+            </w:r>
+          </w:p>
+          <w:p>
+            <w:pPr>
+              <w:pBdr>
+                <w:bottom w:val="dotted" w:color="AFBAC0" w:sz="6" w:space="2"/>
+              </w:pBdr>
+              <w:spacing w:after="0" w:before="200"/>
+              <w:ind w:left="340"/>
+            </w:pPr>
+            <w:r>
+              <w:rPr>
+                <w:sz w:val="20"/>
+                <w:szCs w:val="20"/>
+              </w:rPr>
+              <w:t xml:space="preserve"/>
+            </w:r>
+          </w:p>
+          <w:p>
+            <w:pPr>
+              <w:spacing w:after="20" w:before="60"/>
+            </w:pPr>
+            <w:r>
+              <w:rPr>
+                <w:rFonts w:ascii="Calibri" w:cs="Calibri" w:eastAsia="Calibri" w:hAnsi="Calibri"/>
+                <w:b/>
+                <w:bCs/>
+                <w:color w:val="16212A"/>
+                <w:sz w:val="19"/>
+                <w:szCs w:val="19"/>
+              </w:rPr>
+              <w:t xml:space="preserve">5. </w:t>
+            </w:r>
+            <w:r>
+              <w:rPr>
+                <w:rFonts w:ascii="Calibri" w:cs="Calibri" w:eastAsia="Calibri" w:hAnsi="Calibri"/>
+                <w:color w:val="16212A"/>
+                <w:sz w:val="19"/>
+                <w:szCs w:val="19"/>
+              </w:rPr>
+              <w:t xml:space="preserve">No hino 204, qual é a unidade de tempo e qual a unidade de compasso?</w:t>
+            </w:r>
+          </w:p>
+          <w:p>
+            <w:pPr>
+              <w:pBdr>
+                <w:bottom w:val="dotted" w:color="AFBAC0" w:sz="6" w:space="2"/>
+              </w:pBdr>
+              <w:spacing w:after="0" w:before="200"/>
+              <w:ind w:left="340"/>
+            </w:pPr>
+            <w:r>
+              <w:rPr>
+                <w:sz w:val="20"/>
+                <w:szCs w:val="20"/>
+              </w:rPr>
+              <w:t xml:space="preserve"/>
+            </w:r>
+          </w:p>
+          <w:p>
+            <w:pPr>
+              <w:spacing w:after="20" w:before="60"/>
+            </w:pPr>
+            <w:r>
+              <w:rPr>
+                <w:rFonts w:ascii="Calibri" w:cs="Calibri" w:eastAsia="Calibri" w:hAnsi="Calibri"/>
+                <w:b/>
+                <w:bCs/>
+                <w:color w:val="16212A"/>
+                <w:sz w:val="19"/>
+                <w:szCs w:val="19"/>
+              </w:rPr>
+              <w:t xml:space="preserve">6. </w:t>
+            </w:r>
+            <w:r>
+              <w:rPr>
+                <w:rFonts w:ascii="Calibri" w:cs="Calibri" w:eastAsia="Calibri" w:hAnsi="Calibri"/>
+                <w:color w:val="16212A"/>
+                <w:sz w:val="19"/>
+                <w:szCs w:val="19"/>
+              </w:rPr>
+              <w:t xml:space="preserve">Qual é a nota mais aguda do soprano no hino 204? Em que linha ou espaço ela está?</w:t>
+            </w:r>
+          </w:p>
+          <w:p>
+            <w:pPr>
+              <w:pBdr>
+                <w:bottom w:val="dotted" w:color="AFBAC0" w:sz="6" w:space="2"/>
+              </w:pBdr>
+              <w:spacing w:after="0" w:before="200"/>
+              <w:ind w:left="340"/>
+            </w:pPr>
+            <w:r>
+              <w:rPr>
+                <w:sz w:val="20"/>
+                <w:szCs w:val="20"/>
+              </w:rPr>
+              <w:t xml:space="preserve"/>
+            </w:r>
+          </w:p>
+          <w:p>
+            <w:pPr>
+              <w:spacing w:after="20" w:before="60"/>
+            </w:pPr>
+            <w:r>
+              <w:rPr>
+                <w:rFonts w:ascii="Calibri" w:cs="Calibri" w:eastAsia="Calibri" w:hAnsi="Calibri"/>
+                <w:b/>
+                <w:bCs/>
+                <w:color w:val="16212A"/>
+                <w:sz w:val="19"/>
+                <w:szCs w:val="19"/>
+              </w:rPr>
+              <w:t xml:space="preserve">7. </w:t>
+            </w:r>
+            <w:r>
+              <w:rPr>
+                <w:rFonts w:ascii="Calibri" w:cs="Calibri" w:eastAsia="Calibri" w:hAnsi="Calibri"/>
+                <w:color w:val="16212A"/>
+                <w:sz w:val="19"/>
+                <w:szCs w:val="19"/>
+              </w:rPr>
+              <w:t xml:space="preserve">E a nota mais grave da pauta de Sol no hino 204 — que é do contralto —, qual é e onde está?</w:t>
+            </w:r>
+          </w:p>
+          <w:p>
+            <w:pPr>
+              <w:pBdr>
+                <w:bottom w:val="dotted" w:color="AFBAC0" w:sz="6" w:space="2"/>
+              </w:pBdr>
+              <w:spacing w:after="0" w:before="200"/>
+              <w:ind w:left="340"/>
+            </w:pPr>
+            <w:r>
+              <w:rPr>
+                <w:sz w:val="20"/>
+                <w:szCs w:val="20"/>
+              </w:rPr>
+              <w:t xml:space="preserve"/>
+            </w:r>
+          </w:p>
+        </w:tc>
+      </w:tr>
+    </w:tbl>
+    <w:p>
+      <w:pPr>
+        <w:spacing w:after="160"/>
+      </w:pPr>
     </w:p>
     <w:p>
       <w:pPr>
